--- a/Sumith.docx
+++ b/Sumith.docx
@@ -7,107 +7,181 @@
         <w:spacing w:line="240" w:lineRule="auto"/>
         <w:jc w:val="center"/>
         <w:rPr>
-          <w:b/>
-          <w:bCs/>
-          <w:sz w:val="40"/>
-          <w:szCs w:val="40"/>
-        </w:rPr>
-      </w:pPr>
-      <w:r>
-        <w:rPr>
-          <w:b/>
-          <w:bCs/>
-          <w:sz w:val="40"/>
-          <w:szCs w:val="40"/>
+          <w:rFonts w:ascii="Times New Roman" w:hAnsi="Times New Roman" w:cs="Times New Roman"/>
+          <w:b/>
+          <w:bCs/>
+          <w:sz w:val="22"/>
+          <w:szCs w:val="22"/>
+        </w:rPr>
+      </w:pPr>
+      <w:r>
+        <w:rPr>
+          <w:rFonts w:ascii="Times New Roman" w:hAnsi="Times New Roman" w:cs="Times New Roman"/>
+          <w:b/>
+          <w:bCs/>
+          <w:sz w:val="32"/>
+          <w:szCs w:val="32"/>
         </w:rPr>
         <w:t>SUMITH U</w:t>
       </w:r>
-    </w:p>
-    <w:p>
-      <w:pPr>
-        <w:spacing w:after="0" w:line="240" w:lineRule="auto"/>
-        <w:jc w:val="center"/>
-      </w:pPr>
-      <w:r>
+      <w:r>
+        <w:rPr>
+          <w:rFonts w:ascii="Times New Roman" w:hAnsi="Times New Roman" w:cs="Times New Roman"/>
+          <w:b/>
+          <w:bCs/>
+          <w:sz w:val="32"/>
+          <w:szCs w:val="32"/>
+        </w:rPr>
+        <w:t xml:space="preserve">                                        </w:t>
+      </w:r>
+      <w:r>
+        <w:rPr>
+          <w:rFonts w:ascii="Times New Roman" w:hAnsi="Times New Roman" w:cs="Times New Roman"/>
+        </w:rPr>
+        <w:t xml:space="preserve">                                                                                 </w:t>
+      </w:r>
+      <w:r>
+        <w:rPr>
+          <w:rFonts w:ascii="Times New Roman" w:hAnsi="Times New Roman" w:cs="Times New Roman"/>
+        </w:rPr>
+        <w:t xml:space="preserve"> </w:t>
+      </w:r>
+      <w:r>
+        <w:rPr>
+          <w:rFonts w:ascii="Times New Roman" w:hAnsi="Times New Roman" w:cs="Times New Roman"/>
+          <w:sz w:val="22"/>
+          <w:szCs w:val="22"/>
+        </w:rPr>
+        <w:t>Backend Developer | CSE (AI &amp; ML)</w:t>
+      </w:r>
+      <w:r>
+        <w:rPr>
+          <w:rFonts w:ascii="Times New Roman" w:hAnsi="Times New Roman" w:cs="Times New Roman"/>
+          <w:b/>
+          <w:bCs/>
+          <w:sz w:val="22"/>
+          <w:szCs w:val="22"/>
+        </w:rPr>
+        <w:t xml:space="preserve">                                                                     </w:t>
+      </w:r>
+      <w:r>
+        <w:rPr>
+          <w:rFonts w:ascii="Times New Roman" w:hAnsi="Times New Roman" w:cs="Times New Roman"/>
+          <w:b/>
+          <w:bCs/>
+          <w:sz w:val="22"/>
+          <w:szCs w:val="22"/>
+        </w:rPr>
+        <w:t xml:space="preserve">                                                         </w:t>
+      </w:r>
+      <w:r>
+        <w:rPr>
+          <w:rFonts w:ascii="Times New Roman" w:hAnsi="Times New Roman" w:cs="Times New Roman"/>
+          <w:sz w:val="22"/>
+          <w:szCs w:val="22"/>
+        </w:rPr>
         <w:t xml:space="preserve">+91 8310870493 | </w:t>
       </w:r>
       <w:hyperlink r:id="rId7" w:history="1">
         <w:r>
           <w:rPr>
             <w:rStyle w:val="Hyperlink"/>
+            <w:rFonts w:ascii="Times New Roman" w:hAnsi="Times New Roman" w:cs="Times New Roman"/>
+            <w:sz w:val="22"/>
+            <w:szCs w:val="22"/>
           </w:rPr>
           <w:t>sumithsumith4567890@gmail.com</w:t>
         </w:r>
       </w:hyperlink>
       <w:r>
-        <w:t xml:space="preserve"> | </w:t>
-      </w:r>
-    </w:p>
-    <w:p>
-      <w:pPr>
-        <w:spacing w:after="0" w:line="240" w:lineRule="auto"/>
-        <w:jc w:val="center"/>
-      </w:pPr>
+        <w:rPr>
+          <w:rFonts w:ascii="Times New Roman" w:hAnsi="Times New Roman" w:cs="Times New Roman"/>
+          <w:b/>
+          <w:bCs/>
+          <w:sz w:val="22"/>
+          <w:szCs w:val="22"/>
+        </w:rPr>
+        <w:t xml:space="preserve">                                      </w:t>
+      </w:r>
+      <w:r>
+        <w:rPr>
+          <w:rFonts w:ascii="Times New Roman" w:hAnsi="Times New Roman" w:cs="Times New Roman"/>
+          <w:b/>
+          <w:bCs/>
+          <w:sz w:val="22"/>
+          <w:szCs w:val="22"/>
+        </w:rPr>
+        <w:t xml:space="preserve">                                        </w:t>
+      </w:r>
       <w:hyperlink r:id="rId8" w:history="1">
         <w:r>
           <w:rPr>
             <w:rStyle w:val="Hyperlink"/>
+            <w:rFonts w:ascii="Times New Roman" w:hAnsi="Times New Roman" w:cs="Times New Roman"/>
+            <w:sz w:val="22"/>
+            <w:szCs w:val="22"/>
           </w:rPr>
-          <w:t>LinkedIn</w:t>
+          <w:t>linkedin.com/in/sumith-u-141b85317</w:t>
         </w:r>
       </w:hyperlink>
       <w:r>
-        <w:t xml:space="preserve"> </w:t>
-      </w:r>
-      <w:r>
-        <w:t>|</w:t>
+        <w:rPr>
+          <w:rFonts w:ascii="Times New Roman" w:hAnsi="Times New Roman" w:cs="Times New Roman"/>
+          <w:sz w:val="22"/>
+          <w:szCs w:val="22"/>
+        </w:rPr>
+        <w:t xml:space="preserve"> | </w:t>
       </w:r>
       <w:hyperlink r:id="rId9" w:history="1">
         <w:r>
           <w:rPr>
             <w:rStyle w:val="Hyperlink"/>
+            <w:rFonts w:ascii="Times New Roman" w:hAnsi="Times New Roman" w:cs="Times New Roman"/>
+            <w:sz w:val="22"/>
+            <w:szCs w:val="22"/>
           </w:rPr>
-          <w:t>Git</w:t>
-        </w:r>
-        <w:r>
-          <w:rPr>
-            <w:rStyle w:val="Hyperlink"/>
-          </w:rPr>
-          <w:t>H</w:t>
-        </w:r>
-        <w:r>
-          <w:rPr>
-            <w:rStyle w:val="Hyperlink"/>
-          </w:rPr>
-          <w:t>ub</w:t>
+          <w:t>github.com/Sumith2104</w:t>
         </w:r>
       </w:hyperlink>
-      <w:r>
-        <w:t xml:space="preserve"> | </w:t>
-      </w:r>
-      <w:r>
-        <w:t>2000+ contributions in 2025</w:t>
-      </w:r>
     </w:p>
     <w:p>
       <w:pPr>
         <w:pBdr>
           <w:bottom w:val="single" w:sz="4" w:space="1" w:color="auto"/>
         </w:pBdr>
+        <w:shd w:val="clear" w:color="auto" w:fill="FFFFFF" w:themeFill="background1"/>
         <w:spacing w:line="240" w:lineRule="auto"/>
-        <w:rPr>
-          <w:rFonts w:cstheme="minorHAnsi"/>
-        </w:rPr>
-      </w:pPr>
-      <w:r>
-        <w:rPr>
-          <w:rFonts w:cstheme="minorHAnsi"/>
-          <w:b/>
-          <w:bCs/>
-          <w:sz w:val="28"/>
-          <w:szCs w:val="28"/>
+        <w:jc w:val="both"/>
+        <w:rPr>
+          <w:rFonts w:ascii="Times New Roman" w:hAnsi="Times New Roman" w:cs="Times New Roman"/>
+        </w:rPr>
+      </w:pPr>
+      <w:r>
+        <w:rPr>
+          <w:rFonts w:ascii="Times New Roman" w:hAnsi="Times New Roman" w:cs="Times New Roman"/>
+          <w:b/>
+          <w:bCs/>
         </w:rPr>
         <w:t>OBJECTIVES</w:t>
+      </w:r>
+    </w:p>
+    <w:p>
+      <w:pPr>
+        <w:spacing w:before="240" w:line="240" w:lineRule="auto"/>
+        <w:jc w:val="both"/>
+        <w:rPr>
+          <w:rFonts w:ascii="Times New Roman" w:hAnsi="Times New Roman" w:cs="Times New Roman"/>
+          <w:sz w:val="22"/>
+          <w:szCs w:val="22"/>
+        </w:rPr>
+      </w:pPr>
+      <w:r>
+        <w:rPr>
+          <w:rFonts w:ascii="Times New Roman" w:hAnsi="Times New Roman" w:cs="Times New Roman"/>
+          <w:sz w:val="22"/>
+          <w:szCs w:val="22"/>
+        </w:rPr>
+        <w:t>Backend-focused developer building scalable systems and multi-tenant backend infrastructure. Developed a DBaaS platform (Fluxbase) with real-time data sync and query execution across isolated databases. Interested in backend architecture, distributed systems, and practical AI integrations.</w:t>
       </w:r>
     </w:p>
     <w:p>
@@ -118,54 +192,102 @@
         <w:spacing w:before="240" w:line="240" w:lineRule="auto"/>
         <w:jc w:val="both"/>
         <w:rPr>
-          <w:rFonts w:cstheme="minorHAnsi"/>
-        </w:rPr>
-      </w:pPr>
-      <w:r>
-        <w:rPr>
-          <w:rFonts w:cstheme="minorHAnsi"/>
-        </w:rPr>
-        <w:t xml:space="preserve">Backend-focused developer and </w:t>
-      </w:r>
-      <w:proofErr w:type="gramStart"/>
-      <w:r>
-        <w:rPr>
-          <w:rFonts w:cstheme="minorHAnsi"/>
-        </w:rPr>
-        <w:t>B.Tech</w:t>
-      </w:r>
-      <w:proofErr w:type="gramEnd"/>
-      <w:r>
-        <w:rPr>
-          <w:rFonts w:cstheme="minorHAnsi"/>
-        </w:rPr>
-        <w:t xml:space="preserve"> (CSE – AI &amp; ML) student focused on building scalable systems and backend infrastructure. Developed projects including a dialect-agnostic SQL engine, real-time streaming systems, and multi-tenant APIs optimized for performance. Passionate about solving engineering problems and leveraging AI-assisted tools to improve developer productivity.</w:t>
+          <w:rFonts w:ascii="Times New Roman" w:hAnsi="Times New Roman" w:cs="Times New Roman"/>
+          <w:b/>
+          <w:bCs/>
+        </w:rPr>
+      </w:pPr>
+      <w:r>
+        <w:rPr>
+          <w:rFonts w:ascii="Times New Roman" w:hAnsi="Times New Roman" w:cs="Times New Roman"/>
+          <w:b/>
+          <w:bCs/>
+        </w:rPr>
+        <w:t>EDUCATION</w:t>
       </w:r>
     </w:p>
     <w:p>
       <w:pPr>
-        <w:pBdr>
-          <w:bottom w:val="single" w:sz="4" w:space="1" w:color="auto"/>
-        </w:pBdr>
-        <w:spacing w:before="240" w:line="240" w:lineRule="auto"/>
+        <w:spacing w:after="0" w:line="240" w:lineRule="auto"/>
         <w:jc w:val="both"/>
         <w:rPr>
-          <w:rFonts w:cstheme="minorHAnsi"/>
-          <w:b/>
-          <w:bCs/>
-          <w:sz w:val="28"/>
-          <w:szCs w:val="28"/>
-        </w:rPr>
-      </w:pPr>
-      <w:r>
-        <w:rPr>
-          <w:rFonts w:cstheme="minorHAnsi"/>
-          <w:b/>
-          <w:bCs/>
-          <w:sz w:val="28"/>
-          <w:szCs w:val="28"/>
-        </w:rPr>
-        <w:t>EDUCATION</w:t>
+          <w:rFonts w:ascii="Times New Roman" w:hAnsi="Times New Roman" w:cs="Times New Roman"/>
+          <w:b/>
+          <w:bCs/>
+          <w:sz w:val="22"/>
+          <w:szCs w:val="22"/>
+        </w:rPr>
+      </w:pPr>
+      <w:r>
+        <w:rPr>
+          <w:rFonts w:ascii="Times New Roman" w:hAnsi="Times New Roman" w:cs="Times New Roman"/>
+          <w:b/>
+          <w:bCs/>
+          <w:sz w:val="22"/>
+          <w:szCs w:val="22"/>
+        </w:rPr>
+        <w:t>Reva University, Bengaluru</w:t>
+      </w:r>
+      <w:r>
+        <w:rPr>
+          <w:rFonts w:ascii="Times New Roman" w:hAnsi="Times New Roman" w:cs="Times New Roman"/>
+          <w:b/>
+          <w:bCs/>
+          <w:sz w:val="22"/>
+          <w:szCs w:val="22"/>
+        </w:rPr>
+        <w:t xml:space="preserve"> </w:t>
+      </w:r>
+      <w:r>
+        <w:rPr>
+          <w:rFonts w:ascii="Times New Roman" w:hAnsi="Times New Roman" w:cs="Times New Roman"/>
+          <w:b/>
+          <w:bCs/>
+          <w:sz w:val="22"/>
+          <w:szCs w:val="22"/>
+        </w:rPr>
+        <w:t>- 2027</w:t>
+      </w:r>
+      <w:r>
+        <w:rPr>
+          <w:rFonts w:ascii="Times New Roman" w:hAnsi="Times New Roman" w:cs="Times New Roman"/>
+          <w:b/>
+          <w:bCs/>
+          <w:sz w:val="22"/>
+          <w:szCs w:val="22"/>
+        </w:rPr>
+        <w:tab/>
+      </w:r>
+      <w:r>
+        <w:rPr>
+          <w:rFonts w:ascii="Times New Roman" w:hAnsi="Times New Roman" w:cs="Times New Roman"/>
+          <w:b/>
+          <w:bCs/>
+          <w:sz w:val="22"/>
+          <w:szCs w:val="22"/>
+        </w:rPr>
+        <w:tab/>
+      </w:r>
+      <w:r>
+        <w:rPr>
+          <w:rFonts w:ascii="Times New Roman" w:hAnsi="Times New Roman" w:cs="Times New Roman"/>
+          <w:b/>
+          <w:bCs/>
+          <w:sz w:val="22"/>
+          <w:szCs w:val="22"/>
+        </w:rPr>
+        <w:tab/>
+      </w:r>
+      <w:r>
+        <w:rPr>
+          <w:rFonts w:ascii="Times New Roman" w:hAnsi="Times New Roman" w:cs="Times New Roman"/>
+          <w:b/>
+          <w:bCs/>
+          <w:sz w:val="22"/>
+          <w:szCs w:val="22"/>
+        </w:rPr>
+        <w:tab/>
+        <w:t>PES Polytechnic, Shivamogga - 2024</w:t>
       </w:r>
     </w:p>
     <w:p>
@@ -173,67 +295,74 @@
         <w:spacing w:after="0" w:line="240" w:lineRule="auto"/>
         <w:jc w:val="both"/>
         <w:rPr>
-          <w:rFonts w:cstheme="minorHAnsi"/>
-          <w:b/>
-          <w:bCs/>
-        </w:rPr>
-      </w:pPr>
-      <w:r>
-        <w:rPr>
-          <w:rFonts w:cstheme="minorHAnsi"/>
-          <w:b/>
-          <w:bCs/>
-        </w:rPr>
-        <w:t>Reva University, Bengaluru</w:t>
-      </w:r>
-      <w:r>
-        <w:rPr>
-          <w:rFonts w:cstheme="minorHAnsi"/>
-          <w:b/>
-          <w:bCs/>
-        </w:rPr>
-        <w:t xml:space="preserve"> </w:t>
-      </w:r>
-      <w:r>
-        <w:rPr>
-          <w:rFonts w:cstheme="minorHAnsi"/>
-          <w:b/>
-          <w:bCs/>
-        </w:rPr>
-        <w:t>- 2027</w:t>
-      </w:r>
-      <w:r>
-        <w:rPr>
-          <w:rFonts w:cstheme="minorHAnsi"/>
-          <w:b/>
-          <w:bCs/>
+          <w:rFonts w:ascii="Times New Roman" w:hAnsi="Times New Roman" w:cs="Times New Roman"/>
+          <w:sz w:val="22"/>
+          <w:szCs w:val="22"/>
+        </w:rPr>
+      </w:pPr>
+      <w:r>
+        <w:rPr>
+          <w:rFonts w:ascii="Times New Roman" w:hAnsi="Times New Roman" w:cs="Times New Roman"/>
+          <w:sz w:val="22"/>
+          <w:szCs w:val="22"/>
+        </w:rPr>
+        <w:t>B. Tech - Artificial Intelligence &amp; Machine Learning,</w:t>
+      </w:r>
+      <w:r>
+        <w:rPr>
+          <w:rFonts w:ascii="Times New Roman" w:hAnsi="Times New Roman" w:cs="Times New Roman"/>
+          <w:sz w:val="22"/>
+          <w:szCs w:val="22"/>
         </w:rPr>
         <w:tab/>
       </w:r>
       <w:r>
         <w:rPr>
-          <w:rFonts w:cstheme="minorHAnsi"/>
-          <w:b/>
-          <w:bCs/>
+          <w:rFonts w:ascii="Times New Roman" w:hAnsi="Times New Roman" w:cs="Times New Roman"/>
+          <w:sz w:val="22"/>
+          <w:szCs w:val="22"/>
         </w:rPr>
         <w:tab/>
       </w:r>
       <w:r>
         <w:rPr>
-          <w:rFonts w:cstheme="minorHAnsi"/>
-          <w:b/>
-          <w:bCs/>
-        </w:rPr>
-        <w:tab/>
-      </w:r>
-      <w:r>
-        <w:rPr>
-          <w:rFonts w:cstheme="minorHAnsi"/>
-          <w:b/>
-          <w:bCs/>
-        </w:rPr>
-        <w:tab/>
-        <w:t>PES Polytechnic, Shivamogga - 2024</w:t>
+          <w:rFonts w:ascii="Times New Roman" w:hAnsi="Times New Roman" w:cs="Times New Roman"/>
+          <w:sz w:val="22"/>
+          <w:szCs w:val="22"/>
+        </w:rPr>
+        <w:t xml:space="preserve">Diploma </w:t>
+      </w:r>
+      <w:r>
+        <w:rPr>
+          <w:rFonts w:ascii="Times New Roman" w:hAnsi="Times New Roman" w:cs="Times New Roman"/>
+          <w:sz w:val="22"/>
+          <w:szCs w:val="22"/>
+        </w:rPr>
+        <w:t>-</w:t>
+      </w:r>
+      <w:r>
+        <w:rPr>
+          <w:rFonts w:ascii="Times New Roman" w:hAnsi="Times New Roman" w:cs="Times New Roman"/>
+          <w:sz w:val="22"/>
+          <w:szCs w:val="22"/>
+        </w:rPr>
+        <w:t xml:space="preserve"> Computer </w:t>
+      </w:r>
+      <w:r>
+        <w:rPr>
+          <w:rFonts w:ascii="Times New Roman" w:hAnsi="Times New Roman" w:cs="Times New Roman"/>
+          <w:sz w:val="22"/>
+          <w:szCs w:val="22"/>
+        </w:rPr>
+        <w:t>S</w:t>
+      </w:r>
+      <w:r>
+        <w:rPr>
+          <w:rFonts w:ascii="Times New Roman" w:hAnsi="Times New Roman" w:cs="Times New Roman"/>
+          <w:sz w:val="22"/>
+          <w:szCs w:val="22"/>
+        </w:rPr>
+        <w:t xml:space="preserve">cience and engineering </w:t>
       </w:r>
     </w:p>
     <w:p>
@@ -241,124 +370,88 @@
         <w:spacing w:after="0" w:line="240" w:lineRule="auto"/>
         <w:jc w:val="both"/>
         <w:rPr>
-          <w:rFonts w:cstheme="minorHAnsi"/>
-        </w:rPr>
-      </w:pPr>
-      <w:r>
-        <w:rPr>
-          <w:rFonts w:cstheme="minorHAnsi"/>
-        </w:rPr>
-        <w:t xml:space="preserve">B. Tech </w:t>
-      </w:r>
-      <w:r>
-        <w:rPr>
-          <w:rFonts w:cstheme="minorHAnsi"/>
-        </w:rPr>
-        <w:t>-</w:t>
-      </w:r>
-      <w:r>
-        <w:rPr>
-          <w:rFonts w:cstheme="minorHAnsi"/>
-        </w:rPr>
-        <w:t xml:space="preserve"> Artificial Intelligence &amp; Machine Learning</w:t>
-      </w:r>
-      <w:r>
-        <w:rPr>
-          <w:rFonts w:cstheme="minorHAnsi"/>
-        </w:rPr>
-        <w:t>,</w:t>
-      </w:r>
-      <w:r>
+          <w:rFonts w:ascii="Times New Roman" w:hAnsi="Times New Roman" w:cs="Times New Roman"/>
+          <w:sz w:val="22"/>
+          <w:szCs w:val="22"/>
+        </w:rPr>
+      </w:pPr>
+      <w:r>
+        <w:rPr>
+          <w:rFonts w:ascii="Times New Roman" w:hAnsi="Times New Roman" w:cs="Times New Roman"/>
+          <w:sz w:val="22"/>
+          <w:szCs w:val="22"/>
+        </w:rPr>
+        <w:t xml:space="preserve">Coursework: AI Automations, </w:t>
+      </w:r>
+      <w:r>
+        <w:rPr>
+          <w:rFonts w:ascii="Times New Roman" w:hAnsi="Times New Roman" w:cs="Times New Roman"/>
+          <w:sz w:val="22"/>
+          <w:szCs w:val="22"/>
+        </w:rPr>
+        <w:t>Operating Systems</w:t>
+      </w:r>
+      <w:r>
+        <w:rPr>
+          <w:rFonts w:ascii="Times New Roman" w:hAnsi="Times New Roman" w:cs="Times New Roman"/>
+          <w:sz w:val="22"/>
+          <w:szCs w:val="22"/>
+        </w:rPr>
+        <w:t>.</w:t>
+      </w:r>
+      <w:r>
+        <w:rPr>
+          <w:rFonts w:ascii="Times New Roman" w:hAnsi="Times New Roman" w:cs="Times New Roman"/>
+          <w:sz w:val="22"/>
+          <w:szCs w:val="22"/>
+        </w:rPr>
+        <w:t xml:space="preserve"> </w:t>
+      </w:r>
+      <w:r>
+        <w:rPr>
+          <w:rFonts w:ascii="Times New Roman" w:hAnsi="Times New Roman" w:cs="Times New Roman"/>
+          <w:sz w:val="22"/>
+          <w:szCs w:val="22"/>
+        </w:rPr>
+        <w:t xml:space="preserve">     </w:t>
+      </w:r>
+      <w:r>
+        <w:rPr>
+          <w:rFonts w:ascii="Times New Roman" w:hAnsi="Times New Roman" w:cs="Times New Roman"/>
+          <w:sz w:val="22"/>
+          <w:szCs w:val="22"/>
+        </w:rPr>
         <w:tab/>
       </w:r>
       <w:r>
+        <w:rPr>
+          <w:rFonts w:ascii="Times New Roman" w:hAnsi="Times New Roman" w:cs="Times New Roman"/>
+          <w:sz w:val="22"/>
+          <w:szCs w:val="22"/>
+        </w:rPr>
         <w:tab/>
       </w:r>
       <w:r>
         <w:rPr>
-          <w:rFonts w:cstheme="minorHAnsi"/>
-        </w:rPr>
-        <w:t xml:space="preserve">Diploma </w:t>
-      </w:r>
-      <w:r>
-        <w:rPr>
-          <w:rFonts w:cstheme="minorHAnsi"/>
-        </w:rPr>
-        <w:t>-</w:t>
-      </w:r>
-      <w:r>
-        <w:rPr>
-          <w:rFonts w:cstheme="minorHAnsi"/>
-        </w:rPr>
-        <w:t xml:space="preserve"> Computer </w:t>
-      </w:r>
-      <w:r>
-        <w:rPr>
-          <w:rFonts w:cstheme="minorHAnsi"/>
-        </w:rPr>
-        <w:t>S</w:t>
-      </w:r>
-      <w:r>
-        <w:rPr>
-          <w:rFonts w:cstheme="minorHAnsi"/>
-        </w:rPr>
-        <w:t xml:space="preserve">cience and engineering </w:t>
-      </w:r>
-    </w:p>
-    <w:p>
-      <w:pPr>
-        <w:spacing w:after="0" w:line="240" w:lineRule="auto"/>
-        <w:jc w:val="both"/>
-        <w:rPr>
-          <w:rFonts w:cstheme="minorHAnsi"/>
-        </w:rPr>
-      </w:pPr>
-      <w:r>
-        <w:rPr>
-          <w:rFonts w:cstheme="minorHAnsi"/>
-        </w:rPr>
-        <w:t xml:space="preserve">Coursework: AI Automations, </w:t>
-      </w:r>
-      <w:r>
-        <w:rPr>
-          <w:rFonts w:cstheme="minorHAnsi"/>
-        </w:rPr>
-        <w:t>Operating Systems</w:t>
-      </w:r>
-      <w:r>
-        <w:rPr>
-          <w:rFonts w:cstheme="minorHAnsi"/>
-        </w:rPr>
-        <w:t>.</w:t>
-      </w:r>
-      <w:r>
-        <w:rPr>
-          <w:rFonts w:cstheme="minorHAnsi"/>
-        </w:rPr>
-        <w:t xml:space="preserve"> </w:t>
-      </w:r>
-      <w:r>
-        <w:rPr>
-          <w:rFonts w:cstheme="minorHAnsi"/>
-        </w:rPr>
-        <w:t xml:space="preserve">     </w:t>
-      </w:r>
-      <w:r>
-        <w:rPr>
-          <w:rFonts w:cstheme="minorHAnsi"/>
-        </w:rPr>
-        <w:tab/>
+          <w:rFonts w:ascii="Times New Roman" w:hAnsi="Times New Roman" w:cs="Times New Roman"/>
+          <w:sz w:val="22"/>
+          <w:szCs w:val="22"/>
+        </w:rPr>
         <w:t xml:space="preserve">Coursework: Cloud </w:t>
       </w:r>
       <w:r>
         <w:rPr>
-          <w:rFonts w:cstheme="minorHAnsi"/>
+          <w:rFonts w:ascii="Times New Roman" w:hAnsi="Times New Roman" w:cs="Times New Roman"/>
+          <w:sz w:val="22"/>
+          <w:szCs w:val="22"/>
         </w:rPr>
         <w:t>C</w:t>
       </w:r>
       <w:r>
         <w:rPr>
-          <w:rFonts w:cstheme="minorHAnsi"/>
+          <w:rFonts w:ascii="Times New Roman" w:hAnsi="Times New Roman" w:cs="Times New Roman"/>
+          <w:sz w:val="22"/>
+          <w:szCs w:val="22"/>
         </w:rPr>
         <w:t xml:space="preserve">omputing, DBMS.                                                                          </w:t>
       </w:r>
@@ -371,20 +464,16 @@
         <w:spacing w:before="240" w:after="0" w:line="240" w:lineRule="auto"/>
         <w:jc w:val="both"/>
         <w:rPr>
-          <w:rFonts w:cstheme="minorHAnsi"/>
-          <w:b/>
-          <w:bCs/>
-          <w:sz w:val="28"/>
-          <w:szCs w:val="28"/>
-        </w:rPr>
-      </w:pPr>
-      <w:r>
-        <w:rPr>
-          <w:rFonts w:cstheme="minorHAnsi"/>
-          <w:b/>
-          <w:bCs/>
-          <w:sz w:val="28"/>
-          <w:szCs w:val="28"/>
+          <w:rFonts w:ascii="Times New Roman" w:hAnsi="Times New Roman" w:cs="Times New Roman"/>
+          <w:b/>
+          <w:bCs/>
+        </w:rPr>
+      </w:pPr>
+      <w:r>
+        <w:rPr>
+          <w:rFonts w:ascii="Times New Roman" w:hAnsi="Times New Roman" w:cs="Times New Roman"/>
+          <w:b/>
+          <w:bCs/>
         </w:rPr>
         <w:t>SELECTED PROJECTS</w:t>
       </w:r>
@@ -393,90 +482,117 @@
       <w:pPr>
         <w:spacing w:after="0" w:line="240" w:lineRule="auto"/>
         <w:jc w:val="both"/>
-      </w:pPr>
-      <w:r>
-        <w:rPr>
-          <w:rFonts w:cstheme="minorHAnsi"/>
+        <w:rPr>
+          <w:rFonts w:ascii="Times New Roman" w:hAnsi="Times New Roman" w:cs="Times New Roman"/>
+          <w:sz w:val="22"/>
+          <w:szCs w:val="22"/>
+        </w:rPr>
+      </w:pPr>
+      <w:r>
+        <w:rPr>
+          <w:rFonts w:ascii="Times New Roman" w:hAnsi="Times New Roman" w:cs="Times New Roman"/>
+          <w:sz w:val="22"/>
+          <w:szCs w:val="22"/>
         </w:rPr>
         <w:t>•</w:t>
       </w:r>
       <w:r>
         <w:rPr>
-          <w:rFonts w:cstheme="minorHAnsi"/>
-          <w:b/>
-          <w:bCs/>
+          <w:rFonts w:ascii="Times New Roman" w:hAnsi="Times New Roman" w:cs="Times New Roman"/>
+          <w:b/>
+          <w:bCs/>
+          <w:sz w:val="22"/>
+          <w:szCs w:val="22"/>
         </w:rPr>
         <w:t xml:space="preserve"> </w:t>
       </w:r>
       <w:r>
         <w:rPr>
-          <w:rFonts w:cstheme="minorHAnsi"/>
-          <w:b/>
-          <w:bCs/>
+          <w:rFonts w:ascii="Times New Roman" w:hAnsi="Times New Roman" w:cs="Times New Roman"/>
+          <w:b/>
+          <w:bCs/>
+          <w:sz w:val="22"/>
+          <w:szCs w:val="22"/>
         </w:rPr>
         <w:t xml:space="preserve">Fluxbase </w:t>
       </w:r>
       <w:r>
         <w:rPr>
-          <w:rFonts w:cstheme="minorHAnsi"/>
-          <w:b/>
-          <w:bCs/>
-        </w:rPr>
-        <w:t xml:space="preserve">- </w:t>
-      </w:r>
-      <w:r>
-        <w:rPr>
-          <w:rFonts w:cstheme="minorHAnsi"/>
-          <w:b/>
-          <w:bCs/>
-        </w:rPr>
-        <w:t>Dual-Engine AI DBaaS Platform</w:t>
-      </w:r>
-      <w:r>
-        <w:rPr>
-          <w:rFonts w:cstheme="minorHAnsi"/>
-          <w:b/>
-          <w:bCs/>
+          <w:rFonts w:ascii="Times New Roman" w:hAnsi="Times New Roman" w:cs="Times New Roman"/>
+          <w:b/>
+          <w:bCs/>
+          <w:sz w:val="22"/>
+          <w:szCs w:val="22"/>
+        </w:rPr>
+        <w:t xml:space="preserve">- Dual-Engine AI DBaaS Platform </w:t>
+      </w:r>
+      <w:r>
+        <w:rPr>
+          <w:rFonts w:ascii="Times New Roman" w:hAnsi="Times New Roman" w:cs="Times New Roman"/>
+          <w:b/>
+          <w:bCs/>
+          <w:sz w:val="22"/>
+          <w:szCs w:val="22"/>
+        </w:rPr>
+        <w:t xml:space="preserve">| </w:t>
+      </w:r>
+      <w:r>
+        <w:rPr>
+          <w:rFonts w:ascii="Times New Roman" w:hAnsi="Times New Roman" w:cs="Times New Roman"/>
+          <w:b/>
+          <w:bCs/>
+          <w:sz w:val="22"/>
+          <w:szCs w:val="22"/>
+        </w:rPr>
+        <w:t>Dec</w:t>
+      </w:r>
+      <w:r>
+        <w:rPr>
+          <w:rFonts w:ascii="Times New Roman" w:hAnsi="Times New Roman" w:cs="Times New Roman"/>
+          <w:b/>
+          <w:bCs/>
+          <w:sz w:val="22"/>
+          <w:szCs w:val="22"/>
+        </w:rPr>
+        <w:t xml:space="preserve"> 2025 </w:t>
+      </w:r>
+      <w:r>
+        <w:rPr>
+          <w:rFonts w:ascii="Times New Roman" w:hAnsi="Times New Roman" w:cs="Times New Roman"/>
+          <w:b/>
+          <w:bCs/>
+          <w:sz w:val="22"/>
+          <w:szCs w:val="22"/>
+        </w:rPr>
+        <w:t>-</w:t>
+      </w:r>
+      <w:r>
+        <w:rPr>
+          <w:rFonts w:ascii="Times New Roman" w:hAnsi="Times New Roman" w:cs="Times New Roman"/>
+          <w:b/>
+          <w:bCs/>
+          <w:sz w:val="22"/>
+          <w:szCs w:val="22"/>
+        </w:rPr>
+        <w:t xml:space="preserve"> Present</w:t>
+      </w:r>
+      <w:r>
+        <w:rPr>
+          <w:rFonts w:ascii="Times New Roman" w:hAnsi="Times New Roman" w:cs="Times New Roman"/>
+          <w:b/>
+          <w:bCs/>
+          <w:sz w:val="22"/>
+          <w:szCs w:val="22"/>
         </w:rPr>
         <w:t xml:space="preserve"> </w:t>
       </w:r>
       <w:r>
         <w:rPr>
-          <w:rFonts w:cstheme="minorHAnsi"/>
-          <w:b/>
-          <w:bCs/>
-        </w:rPr>
-        <w:t xml:space="preserve">| Jun 2025 </w:t>
-      </w:r>
-      <w:r>
-        <w:rPr>
-          <w:rFonts w:cstheme="minorHAnsi"/>
-          <w:b/>
-          <w:bCs/>
-        </w:rPr>
-        <w:t>-</w:t>
-      </w:r>
-      <w:r>
-        <w:rPr>
-          <w:rFonts w:cstheme="minorHAnsi"/>
-          <w:b/>
-          <w:bCs/>
-        </w:rPr>
-        <w:t xml:space="preserve"> Present</w:t>
-      </w:r>
-      <w:r>
-        <w:rPr>
-          <w:rFonts w:cstheme="minorHAnsi"/>
-          <w:b/>
-          <w:bCs/>
-        </w:rPr>
-        <w:t xml:space="preserve"> </w:t>
-      </w:r>
-      <w:r>
-        <w:rPr>
-          <w:rFonts w:cstheme="minorHAnsi"/>
-          <w:b/>
-          <w:bCs/>
+          <w:rFonts w:ascii="Times New Roman" w:hAnsi="Times New Roman" w:cs="Times New Roman"/>
+          <w:b/>
+          <w:bCs/>
+          <w:sz w:val="22"/>
+          <w:szCs w:val="22"/>
         </w:rPr>
         <w:t xml:space="preserve">- </w:t>
       </w:r>
@@ -484,9 +600,730 @@
         <w:r>
           <w:rPr>
             <w:rStyle w:val="Hyperlink"/>
-            <w:rFonts w:cstheme="minorHAnsi"/>
+            <w:rFonts w:ascii="Times New Roman" w:hAnsi="Times New Roman" w:cs="Times New Roman"/>
             <w:b/>
             <w:bCs/>
+            <w:sz w:val="22"/>
+            <w:szCs w:val="22"/>
+          </w:rPr>
+          <w:t>Link</w:t>
+        </w:r>
+      </w:hyperlink>
+      <w:r>
+        <w:rPr>
+          <w:rFonts w:ascii="Times New Roman" w:hAnsi="Times New Roman" w:cs="Times New Roman"/>
+          <w:sz w:val="22"/>
+          <w:szCs w:val="22"/>
+        </w:rPr>
+        <w:t xml:space="preserve"> </w:t>
+      </w:r>
+    </w:p>
+    <w:p>
+      <w:pPr>
+        <w:spacing w:after="0" w:line="240" w:lineRule="auto"/>
+        <w:ind w:left="105"/>
+        <w:jc w:val="both"/>
+        <w:rPr>
+          <w:rFonts w:ascii="Times New Roman" w:hAnsi="Times New Roman" w:cs="Times New Roman"/>
+          <w:sz w:val="22"/>
+          <w:szCs w:val="22"/>
+        </w:rPr>
+      </w:pPr>
+      <w:r>
+        <w:rPr>
+          <w:rFonts w:ascii="Times New Roman" w:hAnsi="Times New Roman" w:cs="Times New Roman"/>
+          <w:sz w:val="22"/>
+          <w:szCs w:val="22"/>
+        </w:rPr>
+        <w:t>-</w:t>
+      </w:r>
+      <w:r>
+        <w:rPr>
+          <w:rFonts w:ascii="Times New Roman" w:hAnsi="Times New Roman" w:cs="Times New Roman"/>
+          <w:sz w:val="22"/>
+          <w:szCs w:val="22"/>
+        </w:rPr>
+        <w:t xml:space="preserve"> </w:t>
+      </w:r>
+      <w:r>
+        <w:rPr>
+          <w:rFonts w:ascii="Times New Roman" w:hAnsi="Times New Roman" w:cs="Times New Roman"/>
+          <w:sz w:val="22"/>
+          <w:szCs w:val="22"/>
+        </w:rPr>
+        <w:t>Provisioned isolated PostgreSQL/MySQL databases on demand, reducing setup time from hours to under a minute.</w:t>
+      </w:r>
+      <w:r>
+        <w:rPr>
+          <w:rFonts w:ascii="Times New Roman" w:hAnsi="Times New Roman" w:cs="Times New Roman"/>
+          <w:sz w:val="22"/>
+          <w:szCs w:val="22"/>
+        </w:rPr>
+        <w:t xml:space="preserve">      </w:t>
+      </w:r>
+      <w:r>
+        <w:rPr>
+          <w:rFonts w:ascii="Times New Roman" w:hAnsi="Times New Roman" w:cs="Times New Roman"/>
+          <w:sz w:val="22"/>
+          <w:szCs w:val="22"/>
+        </w:rPr>
+        <w:t>-</w:t>
+      </w:r>
+      <w:r>
+        <w:rPr>
+          <w:rFonts w:ascii="Times New Roman" w:hAnsi="Times New Roman" w:cs="Times New Roman"/>
+          <w:sz w:val="22"/>
+          <w:szCs w:val="22"/>
+        </w:rPr>
+        <w:t xml:space="preserve"> </w:t>
+      </w:r>
+      <w:r>
+        <w:rPr>
+          <w:rFonts w:ascii="Times New Roman" w:hAnsi="Times New Roman" w:cs="Times New Roman"/>
+          <w:sz w:val="22"/>
+          <w:szCs w:val="22"/>
+        </w:rPr>
+        <w:t>Eliminated data inconsistency by wiring real-time sync through LISTEN/NOTIFY and WebSockets across all clients.</w:t>
+      </w:r>
+      <w:r>
+        <w:rPr>
+          <w:rFonts w:ascii="Times New Roman" w:hAnsi="Times New Roman" w:cs="Times New Roman"/>
+          <w:sz w:val="22"/>
+          <w:szCs w:val="22"/>
+        </w:rPr>
+        <w:t xml:space="preserve">  </w:t>
+      </w:r>
+      <w:r>
+        <w:rPr>
+          <w:rFonts w:ascii="Times New Roman" w:hAnsi="Times New Roman" w:cs="Times New Roman"/>
+          <w:sz w:val="22"/>
+          <w:szCs w:val="22"/>
+        </w:rPr>
+        <w:t>-</w:t>
+      </w:r>
+      <w:r>
+        <w:rPr>
+          <w:rFonts w:ascii="Times New Roman" w:hAnsi="Times New Roman" w:cs="Times New Roman"/>
+          <w:sz w:val="22"/>
+          <w:szCs w:val="22"/>
+        </w:rPr>
+        <w:t xml:space="preserve"> </w:t>
+      </w:r>
+      <w:r>
+        <w:rPr>
+          <w:rFonts w:ascii="Times New Roman" w:hAnsi="Times New Roman" w:cs="Times New Roman"/>
+          <w:sz w:val="22"/>
+          <w:szCs w:val="22"/>
+        </w:rPr>
+        <w:t>Multi-tenant</w:t>
+      </w:r>
+      <w:r>
+        <w:rPr>
+          <w:rFonts w:ascii="Times New Roman" w:hAnsi="Times New Roman" w:cs="Times New Roman"/>
+          <w:sz w:val="22"/>
+          <w:szCs w:val="22"/>
+        </w:rPr>
+        <w:t xml:space="preserve"> </w:t>
+      </w:r>
+      <w:r>
+        <w:rPr>
+          <w:rFonts w:ascii="Times New Roman" w:hAnsi="Times New Roman" w:cs="Times New Roman"/>
+          <w:sz w:val="22"/>
+          <w:szCs w:val="22"/>
+        </w:rPr>
+        <w:t>SQL engine routing queries across isolated RDS instance</w:t>
+      </w:r>
+      <w:r>
+        <w:rPr>
+          <w:rFonts w:ascii="Times New Roman" w:hAnsi="Times New Roman" w:cs="Times New Roman"/>
+          <w:sz w:val="22"/>
+          <w:szCs w:val="22"/>
+        </w:rPr>
+        <w:t>s</w:t>
+      </w:r>
+      <w:r>
+        <w:rPr>
+          <w:rFonts w:ascii="Times New Roman" w:hAnsi="Times New Roman" w:cs="Times New Roman"/>
+          <w:sz w:val="22"/>
+          <w:szCs w:val="22"/>
+        </w:rPr>
+        <w:t xml:space="preserve"> </w:t>
+      </w:r>
+      <w:r>
+        <w:rPr>
+          <w:rFonts w:ascii="Times New Roman" w:hAnsi="Times New Roman" w:cs="Times New Roman"/>
+          <w:sz w:val="22"/>
+          <w:szCs w:val="22"/>
+        </w:rPr>
+        <w:t>-</w:t>
+      </w:r>
+      <w:r>
+        <w:rPr>
+          <w:rFonts w:ascii="Times New Roman" w:hAnsi="Times New Roman" w:cs="Times New Roman"/>
+          <w:sz w:val="22"/>
+          <w:szCs w:val="22"/>
+        </w:rPr>
+        <w:t xml:space="preserve"> 4ms insert</w:t>
+      </w:r>
+      <w:r>
+        <w:rPr>
+          <w:rFonts w:ascii="Times New Roman" w:hAnsi="Times New Roman" w:cs="Times New Roman"/>
+          <w:sz w:val="22"/>
+          <w:szCs w:val="22"/>
+        </w:rPr>
+        <w:t xml:space="preserve"> latency</w:t>
+      </w:r>
+      <w:r>
+        <w:rPr>
+          <w:rFonts w:ascii="Times New Roman" w:hAnsi="Times New Roman" w:cs="Times New Roman"/>
+          <w:sz w:val="22"/>
+          <w:szCs w:val="22"/>
+        </w:rPr>
+        <w:t>, zero cross-tenant leakage.</w:t>
+      </w:r>
+      <w:r>
+        <w:rPr>
+          <w:rFonts w:ascii="Times New Roman" w:hAnsi="Times New Roman" w:cs="Times New Roman"/>
+          <w:sz w:val="22"/>
+          <w:szCs w:val="22"/>
+        </w:rPr>
+        <w:t xml:space="preserve">         </w:t>
+      </w:r>
+      <w:r>
+        <w:rPr>
+          <w:rFonts w:ascii="Times New Roman" w:hAnsi="Times New Roman" w:cs="Times New Roman"/>
+          <w:sz w:val="22"/>
+          <w:szCs w:val="22"/>
+        </w:rPr>
+        <w:t xml:space="preserve">    </w:t>
+      </w:r>
+      <w:r>
+        <w:rPr>
+          <w:rFonts w:ascii="Times New Roman" w:hAnsi="Times New Roman" w:cs="Times New Roman"/>
+          <w:sz w:val="22"/>
+          <w:szCs w:val="22"/>
+        </w:rPr>
+        <w:t>-</w:t>
+      </w:r>
+      <w:r>
+        <w:t xml:space="preserve"> </w:t>
+      </w:r>
+      <w:r>
+        <w:rPr>
+          <w:rFonts w:ascii="Times New Roman" w:hAnsi="Times New Roman" w:cs="Times New Roman"/>
+          <w:sz w:val="22"/>
+          <w:szCs w:val="22"/>
+        </w:rPr>
+        <w:t>Built a N</w:t>
+      </w:r>
+      <w:r>
+        <w:rPr>
+          <w:rFonts w:ascii="Times New Roman" w:hAnsi="Times New Roman" w:cs="Times New Roman"/>
+          <w:sz w:val="22"/>
+          <w:szCs w:val="22"/>
+        </w:rPr>
+        <w:t>L</w:t>
+      </w:r>
+      <w:r>
+        <w:rPr>
+          <w:rFonts w:ascii="Times New Roman" w:hAnsi="Times New Roman" w:cs="Times New Roman"/>
+          <w:sz w:val="22"/>
+          <w:szCs w:val="22"/>
+        </w:rPr>
+        <w:t>-to-SQL pipeline with Gemini AI, replacing it with a custom-trained model currently in development</w:t>
+      </w:r>
+      <w:r>
+        <w:rPr>
+          <w:rFonts w:ascii="Times New Roman" w:hAnsi="Times New Roman" w:cs="Times New Roman"/>
+          <w:sz w:val="22"/>
+          <w:szCs w:val="22"/>
+        </w:rPr>
+        <w:t>.</w:t>
+      </w:r>
+      <w:r>
+        <w:rPr>
+          <w:rFonts w:ascii="Times New Roman" w:hAnsi="Times New Roman" w:cs="Times New Roman"/>
+          <w:sz w:val="22"/>
+          <w:szCs w:val="22"/>
+        </w:rPr>
+        <w:t xml:space="preserve"> </w:t>
+      </w:r>
+      <w:r>
+        <w:rPr>
+          <w:rFonts w:ascii="Times New Roman" w:hAnsi="Times New Roman" w:cs="Times New Roman"/>
+          <w:sz w:val="22"/>
+          <w:szCs w:val="22"/>
+        </w:rPr>
+        <w:t xml:space="preserve">                 </w:t>
+      </w:r>
+      <w:r>
+        <w:rPr>
+          <w:rFonts w:ascii="Times New Roman" w:hAnsi="Times New Roman" w:cs="Times New Roman"/>
+          <w:sz w:val="22"/>
+          <w:szCs w:val="22"/>
+        </w:rPr>
+        <w:t>-</w:t>
+      </w:r>
+      <w:r>
+        <w:rPr>
+          <w:rFonts w:ascii="Times New Roman" w:hAnsi="Times New Roman" w:cs="Times New Roman"/>
+          <w:sz w:val="22"/>
+          <w:szCs w:val="22"/>
+        </w:rPr>
+        <w:t xml:space="preserve"> </w:t>
+      </w:r>
+      <w:r>
+        <w:rPr>
+          <w:rFonts w:ascii="Times New Roman" w:hAnsi="Times New Roman" w:cs="Times New Roman"/>
+          <w:sz w:val="22"/>
+          <w:szCs w:val="22"/>
+        </w:rPr>
+        <w:t>Integrated Google and GitHub OAuth for secure user authentication and seamless onboarding across the platform.</w:t>
+      </w:r>
+    </w:p>
+    <w:p>
+      <w:pPr>
+        <w:spacing w:after="0" w:line="240" w:lineRule="auto"/>
+        <w:jc w:val="both"/>
+        <w:rPr>
+          <w:rFonts w:ascii="Times New Roman" w:hAnsi="Times New Roman" w:cs="Times New Roman"/>
+        </w:rPr>
+      </w:pPr>
+      <w:r>
+        <w:rPr>
+          <w:rFonts w:ascii="Times New Roman" w:hAnsi="Times New Roman" w:cs="Times New Roman"/>
+        </w:rPr>
+        <w:t xml:space="preserve"> </w:t>
+      </w:r>
+    </w:p>
+    <w:p>
+      <w:pPr>
+        <w:spacing w:after="0" w:line="240" w:lineRule="auto"/>
+        <w:jc w:val="both"/>
+        <w:rPr>
+          <w:rFonts w:ascii="Times New Roman" w:hAnsi="Times New Roman" w:cs="Times New Roman"/>
+          <w:sz w:val="22"/>
+          <w:szCs w:val="22"/>
+        </w:rPr>
+      </w:pPr>
+      <w:r>
+        <w:rPr>
+          <w:rFonts w:ascii="Times New Roman" w:hAnsi="Times New Roman" w:cs="Times New Roman"/>
+          <w:sz w:val="22"/>
+          <w:szCs w:val="22"/>
+        </w:rPr>
+        <w:t xml:space="preserve">• </w:t>
+      </w:r>
+      <w:r>
+        <w:rPr>
+          <w:rFonts w:ascii="Times New Roman" w:hAnsi="Times New Roman" w:cs="Times New Roman"/>
+          <w:b/>
+          <w:bCs/>
+          <w:sz w:val="22"/>
+          <w:szCs w:val="22"/>
+        </w:rPr>
+        <w:t>GymTrack</w:t>
+      </w:r>
+      <w:r>
+        <w:rPr>
+          <w:rFonts w:ascii="Times New Roman" w:hAnsi="Times New Roman" w:cs="Times New Roman"/>
+          <w:b/>
+          <w:bCs/>
+          <w:sz w:val="22"/>
+          <w:szCs w:val="22"/>
+        </w:rPr>
+        <w:t xml:space="preserve"> </w:t>
+      </w:r>
+      <w:r>
+        <w:rPr>
+          <w:rFonts w:ascii="Times New Roman" w:hAnsi="Times New Roman" w:cs="Times New Roman"/>
+          <w:b/>
+          <w:bCs/>
+          <w:sz w:val="22"/>
+          <w:szCs w:val="22"/>
+        </w:rPr>
+        <w:t xml:space="preserve">Lite </w:t>
+      </w:r>
+      <w:r>
+        <w:rPr>
+          <w:rFonts w:ascii="Times New Roman" w:hAnsi="Times New Roman" w:cs="Times New Roman"/>
+          <w:b/>
+          <w:bCs/>
+          <w:sz w:val="22"/>
+          <w:szCs w:val="22"/>
+        </w:rPr>
+        <w:t>-</w:t>
+      </w:r>
+      <w:r>
+        <w:rPr>
+          <w:rFonts w:ascii="Times New Roman" w:hAnsi="Times New Roman" w:cs="Times New Roman"/>
+          <w:b/>
+          <w:bCs/>
+          <w:sz w:val="22"/>
+          <w:szCs w:val="22"/>
+        </w:rPr>
+        <w:t xml:space="preserve"> SaaS Gym Management Platform</w:t>
+      </w:r>
+      <w:r>
+        <w:rPr>
+          <w:rFonts w:ascii="Times New Roman" w:hAnsi="Times New Roman" w:cs="Times New Roman"/>
+          <w:sz w:val="22"/>
+          <w:szCs w:val="22"/>
+        </w:rPr>
+        <w:t xml:space="preserve"> </w:t>
+      </w:r>
+      <w:r>
+        <w:rPr>
+          <w:rFonts w:ascii="Times New Roman" w:hAnsi="Times New Roman" w:cs="Times New Roman"/>
+          <w:b/>
+          <w:bCs/>
+          <w:sz w:val="22"/>
+          <w:szCs w:val="22"/>
+        </w:rPr>
+        <w:t xml:space="preserve">| Jan 2025 </w:t>
+      </w:r>
+      <w:r>
+        <w:rPr>
+          <w:rFonts w:ascii="Times New Roman" w:hAnsi="Times New Roman" w:cs="Times New Roman"/>
+          <w:b/>
+          <w:bCs/>
+          <w:sz w:val="22"/>
+          <w:szCs w:val="22"/>
+        </w:rPr>
+        <w:t>-</w:t>
+      </w:r>
+      <w:r>
+        <w:rPr>
+          <w:rFonts w:ascii="Times New Roman" w:hAnsi="Times New Roman" w:cs="Times New Roman"/>
+          <w:b/>
+          <w:bCs/>
+          <w:sz w:val="22"/>
+          <w:szCs w:val="22"/>
+        </w:rPr>
+        <w:t xml:space="preserve"> Mar 2025</w:t>
+      </w:r>
+      <w:r>
+        <w:rPr>
+          <w:rFonts w:ascii="Times New Roman" w:hAnsi="Times New Roman" w:cs="Times New Roman"/>
+          <w:b/>
+          <w:bCs/>
+          <w:sz w:val="22"/>
+          <w:szCs w:val="22"/>
+        </w:rPr>
+        <w:t xml:space="preserve"> </w:t>
+      </w:r>
+      <w:r>
+        <w:rPr>
+          <w:rFonts w:ascii="Times New Roman" w:hAnsi="Times New Roman" w:cs="Times New Roman"/>
+          <w:b/>
+          <w:bCs/>
+          <w:sz w:val="22"/>
+          <w:szCs w:val="22"/>
+        </w:rPr>
+        <w:t xml:space="preserve">- </w:t>
+      </w:r>
+      <w:hyperlink r:id="rId11" w:history="1">
+        <w:r>
+          <w:rPr>
+            <w:rStyle w:val="Hyperlink"/>
+            <w:rFonts w:ascii="Times New Roman" w:hAnsi="Times New Roman" w:cs="Times New Roman"/>
+            <w:b/>
+            <w:bCs/>
+            <w:sz w:val="22"/>
+            <w:szCs w:val="22"/>
+          </w:rPr>
+          <w:t>Link</w:t>
+        </w:r>
+      </w:hyperlink>
+      <w:r>
+        <w:rPr>
+          <w:rFonts w:ascii="Times New Roman" w:hAnsi="Times New Roman" w:cs="Times New Roman"/>
+          <w:sz w:val="22"/>
+          <w:szCs w:val="22"/>
+        </w:rPr>
+        <w:tab/>
+      </w:r>
+    </w:p>
+    <w:p>
+      <w:pPr>
+        <w:spacing w:after="0" w:line="240" w:lineRule="auto"/>
+        <w:ind w:left="105"/>
+        <w:jc w:val="both"/>
+        <w:rPr>
+          <w:rFonts w:ascii="Times New Roman" w:hAnsi="Times New Roman" w:cs="Times New Roman"/>
+          <w:sz w:val="22"/>
+          <w:szCs w:val="22"/>
+        </w:rPr>
+      </w:pPr>
+      <w:r>
+        <w:rPr>
+          <w:rFonts w:ascii="Times New Roman" w:hAnsi="Times New Roman" w:cs="Times New Roman"/>
+          <w:sz w:val="22"/>
+          <w:szCs w:val="22"/>
+        </w:rPr>
+        <w:t>-</w:t>
+      </w:r>
+      <w:r>
+        <w:rPr>
+          <w:rFonts w:ascii="Times New Roman" w:hAnsi="Times New Roman" w:cs="Times New Roman"/>
+          <w:sz w:val="22"/>
+          <w:szCs w:val="22"/>
+        </w:rPr>
+        <w:t xml:space="preserve"> Architected a multi-tenant SaaS platform with dedicated Member, Admin, and Owner role-based dashboards. </w:t>
+      </w:r>
+      <w:r>
+        <w:rPr>
+          <w:rFonts w:ascii="Times New Roman" w:hAnsi="Times New Roman" w:cs="Times New Roman"/>
+          <w:sz w:val="22"/>
+          <w:szCs w:val="22"/>
+        </w:rPr>
+        <w:t xml:space="preserve">                </w:t>
+      </w:r>
+      <w:r>
+        <w:rPr>
+          <w:rFonts w:ascii="Times New Roman" w:hAnsi="Times New Roman" w:cs="Times New Roman"/>
+          <w:sz w:val="22"/>
+          <w:szCs w:val="22"/>
+        </w:rPr>
+        <w:t xml:space="preserve"> </w:t>
+      </w:r>
+      <w:r>
+        <w:rPr>
+          <w:rFonts w:ascii="Times New Roman" w:hAnsi="Times New Roman" w:cs="Times New Roman"/>
+          <w:sz w:val="22"/>
+          <w:szCs w:val="22"/>
+        </w:rPr>
+        <w:t>-</w:t>
+      </w:r>
+      <w:r>
+        <w:rPr>
+          <w:rFonts w:ascii="Times New Roman" w:hAnsi="Times New Roman" w:cs="Times New Roman"/>
+          <w:sz w:val="22"/>
+          <w:szCs w:val="22"/>
+        </w:rPr>
+        <w:t xml:space="preserve"> Migrated core infrastructure from Supabase to </w:t>
+      </w:r>
+      <w:r>
+        <w:rPr>
+          <w:rFonts w:ascii="Times New Roman" w:hAnsi="Times New Roman" w:cs="Times New Roman"/>
+          <w:b/>
+          <w:bCs/>
+          <w:sz w:val="22"/>
+          <w:szCs w:val="22"/>
+        </w:rPr>
+        <w:t>Fluxbase</w:t>
+      </w:r>
+      <w:r>
+        <w:rPr>
+          <w:rFonts w:ascii="Times New Roman" w:hAnsi="Times New Roman" w:cs="Times New Roman"/>
+          <w:sz w:val="22"/>
+          <w:szCs w:val="22"/>
+        </w:rPr>
+        <w:t xml:space="preserve">, improving real-time sync and scalability under load. </w:t>
+      </w:r>
+      <w:r>
+        <w:rPr>
+          <w:rFonts w:ascii="Times New Roman" w:hAnsi="Times New Roman" w:cs="Times New Roman"/>
+          <w:sz w:val="22"/>
+          <w:szCs w:val="22"/>
+        </w:rPr>
+        <w:t xml:space="preserve">                </w:t>
+      </w:r>
+      <w:r>
+        <w:rPr>
+          <w:rFonts w:ascii="Times New Roman" w:hAnsi="Times New Roman" w:cs="Times New Roman"/>
+          <w:sz w:val="22"/>
+          <w:szCs w:val="22"/>
+        </w:rPr>
+        <w:t xml:space="preserve">- </w:t>
+      </w:r>
+      <w:r>
+        <w:rPr>
+          <w:rFonts w:ascii="Times New Roman" w:hAnsi="Times New Roman" w:cs="Times New Roman"/>
+          <w:sz w:val="22"/>
+          <w:szCs w:val="22"/>
+        </w:rPr>
+        <w:t xml:space="preserve"> </w:t>
+      </w:r>
+      <w:r>
+        <w:rPr>
+          <w:rFonts w:ascii="Times New Roman" w:hAnsi="Times New Roman" w:cs="Times New Roman"/>
+          <w:sz w:val="22"/>
+          <w:szCs w:val="22"/>
+        </w:rPr>
+        <w:t xml:space="preserve">Implemented low-latency member check-ins with real-time session tracking and data synchronization across clients. </w:t>
+      </w:r>
+    </w:p>
+    <w:p>
+      <w:pPr>
+        <w:spacing w:after="0" w:line="240" w:lineRule="auto"/>
+        <w:ind w:left="105"/>
+        <w:jc w:val="both"/>
+        <w:rPr>
+          <w:rFonts w:ascii="Times New Roman" w:hAnsi="Times New Roman" w:cs="Times New Roman"/>
+          <w:sz w:val="22"/>
+          <w:szCs w:val="22"/>
+        </w:rPr>
+      </w:pPr>
+      <w:r>
+        <w:rPr>
+          <w:rFonts w:ascii="Times New Roman" w:hAnsi="Times New Roman" w:cs="Times New Roman"/>
+          <w:sz w:val="22"/>
+          <w:szCs w:val="22"/>
+        </w:rPr>
+        <w:t xml:space="preserve">- </w:t>
+      </w:r>
+      <w:r>
+        <w:rPr>
+          <w:rFonts w:ascii="Times New Roman" w:hAnsi="Times New Roman" w:cs="Times New Roman"/>
+          <w:sz w:val="22"/>
+          <w:szCs w:val="22"/>
+        </w:rPr>
+        <w:t xml:space="preserve"> </w:t>
+      </w:r>
+      <w:r>
+        <w:rPr>
+          <w:rFonts w:ascii="Times New Roman" w:hAnsi="Times New Roman" w:cs="Times New Roman"/>
+          <w:sz w:val="22"/>
+          <w:szCs w:val="22"/>
+        </w:rPr>
+        <w:t>Designed RESTful API managing membership lifecycle, secure payment workflows, and role-based access control.</w:t>
+      </w:r>
+      <w:r>
+        <w:rPr>
+          <w:rFonts w:ascii="Times New Roman" w:hAnsi="Times New Roman" w:cs="Times New Roman"/>
+          <w:sz w:val="22"/>
+          <w:szCs w:val="22"/>
+        </w:rPr>
+        <w:t xml:space="preserve">   - </w:t>
+      </w:r>
+      <w:r>
+        <w:rPr>
+          <w:rFonts w:ascii="Times New Roman" w:hAnsi="Times New Roman" w:cs="Times New Roman"/>
+          <w:sz w:val="22"/>
+          <w:szCs w:val="22"/>
+        </w:rPr>
+        <w:t xml:space="preserve"> </w:t>
+      </w:r>
+      <w:r>
+        <w:rPr>
+          <w:rFonts w:ascii="Times New Roman" w:hAnsi="Times New Roman" w:cs="Times New Roman"/>
+          <w:sz w:val="22"/>
+          <w:szCs w:val="22"/>
+        </w:rPr>
+        <w:t>Integrated Google OAuth enabling secure role-based login for Members, Admins, and Owners.</w:t>
+      </w:r>
+    </w:p>
+    <w:p>
+      <w:pPr>
+        <w:spacing w:after="0" w:line="240" w:lineRule="auto"/>
+        <w:jc w:val="both"/>
+        <w:rPr>
+          <w:rFonts w:ascii="Times New Roman" w:hAnsi="Times New Roman" w:cs="Times New Roman"/>
+          <w:sz w:val="22"/>
+          <w:szCs w:val="22"/>
+        </w:rPr>
+      </w:pPr>
+    </w:p>
+    <w:p>
+      <w:pPr>
+        <w:spacing w:after="0" w:line="240" w:lineRule="auto"/>
+        <w:jc w:val="both"/>
+        <w:rPr>
+          <w:rFonts w:ascii="Times New Roman" w:hAnsi="Times New Roman" w:cs="Times New Roman"/>
+          <w:sz w:val="22"/>
+          <w:szCs w:val="22"/>
+        </w:rPr>
+      </w:pPr>
+      <w:r>
+        <w:rPr>
+          <w:rFonts w:ascii="Times New Roman" w:hAnsi="Times New Roman" w:cs="Times New Roman"/>
+          <w:b/>
+          <w:bCs/>
+          <w:sz w:val="22"/>
+          <w:szCs w:val="22"/>
+        </w:rPr>
+        <w:t xml:space="preserve">• </w:t>
+      </w:r>
+      <w:r>
+        <w:rPr>
+          <w:rFonts w:ascii="Times New Roman" w:hAnsi="Times New Roman" w:cs="Times New Roman"/>
+          <w:b/>
+          <w:bCs/>
+          <w:sz w:val="22"/>
+          <w:szCs w:val="22"/>
+        </w:rPr>
+        <w:t xml:space="preserve">PlagiaScan </w:t>
+      </w:r>
+      <w:r>
+        <w:rPr>
+          <w:rFonts w:ascii="Times New Roman" w:hAnsi="Times New Roman" w:cs="Times New Roman"/>
+          <w:b/>
+          <w:bCs/>
+          <w:sz w:val="22"/>
+          <w:szCs w:val="22"/>
+        </w:rPr>
+        <w:t>-</w:t>
+      </w:r>
+      <w:r>
+        <w:rPr>
+          <w:rFonts w:ascii="Times New Roman" w:hAnsi="Times New Roman" w:cs="Times New Roman"/>
+          <w:b/>
+          <w:bCs/>
+          <w:sz w:val="22"/>
+          <w:szCs w:val="22"/>
+        </w:rPr>
+        <w:t xml:space="preserve"> AI Content Detection Platform</w:t>
+      </w:r>
+      <w:r>
+        <w:rPr>
+          <w:rFonts w:ascii="Times New Roman" w:hAnsi="Times New Roman" w:cs="Times New Roman"/>
+          <w:b/>
+          <w:bCs/>
+          <w:sz w:val="22"/>
+          <w:szCs w:val="22"/>
+        </w:rPr>
+        <w:t xml:space="preserve"> | </w:t>
+      </w:r>
+      <w:r>
+        <w:rPr>
+          <w:rFonts w:ascii="Times New Roman" w:hAnsi="Times New Roman" w:cs="Times New Roman"/>
+          <w:b/>
+          <w:bCs/>
+          <w:sz w:val="22"/>
+          <w:szCs w:val="22"/>
+        </w:rPr>
+        <w:t>Nov 2025</w:t>
+      </w:r>
+      <w:r>
+        <w:rPr>
+          <w:rFonts w:ascii="Times New Roman" w:hAnsi="Times New Roman" w:cs="Times New Roman"/>
+          <w:b/>
+          <w:bCs/>
+          <w:sz w:val="22"/>
+          <w:szCs w:val="22"/>
+        </w:rPr>
+        <w:t xml:space="preserve"> </w:t>
+      </w:r>
+      <w:r>
+        <w:rPr>
+          <w:rFonts w:ascii="Times New Roman" w:hAnsi="Times New Roman" w:cs="Times New Roman"/>
+          <w:b/>
+          <w:bCs/>
+          <w:sz w:val="22"/>
+          <w:szCs w:val="22"/>
+        </w:rPr>
+        <w:t xml:space="preserve">- </w:t>
+      </w:r>
+      <w:hyperlink r:id="rId12" w:history="1">
+        <w:r>
+          <w:rPr>
+            <w:rStyle w:val="Hyperlink"/>
+            <w:rFonts w:ascii="Times New Roman" w:hAnsi="Times New Roman" w:cs="Times New Roman"/>
+            <w:b/>
+            <w:bCs/>
+            <w:sz w:val="22"/>
+            <w:szCs w:val="22"/>
           </w:rPr>
           <w:t>Link</w:t>
         </w:r>
@@ -495,789 +1332,117 @@
     <w:p>
       <w:pPr>
         <w:spacing w:after="0" w:line="240" w:lineRule="auto"/>
+        <w:ind w:left="105"/>
         <w:jc w:val="both"/>
         <w:rPr>
-          <w:rFonts w:cstheme="minorHAnsi"/>
-          <w:b/>
-          <w:bCs/>
-        </w:rPr>
-      </w:pPr>
-      <w:r>
+          <w:rFonts w:ascii="Times New Roman" w:hAnsi="Times New Roman" w:cs="Times New Roman"/>
+          <w:sz w:val="22"/>
+          <w:szCs w:val="22"/>
+        </w:rPr>
+      </w:pPr>
+      <w:r>
+        <w:rPr>
+          <w:rFonts w:ascii="Times New Roman" w:hAnsi="Times New Roman" w:cs="Times New Roman"/>
+          <w:sz w:val="22"/>
+          <w:szCs w:val="22"/>
+        </w:rPr>
+        <w:t>-</w:t>
+      </w:r>
+      <w:r>
+        <w:rPr>
+          <w:rFonts w:ascii="Times New Roman" w:hAnsi="Times New Roman" w:cs="Times New Roman"/>
+          <w:sz w:val="22"/>
+          <w:szCs w:val="22"/>
+        </w:rPr>
         <w:t xml:space="preserve"> </w:t>
       </w:r>
       <w:r>
-        <w:t xml:space="preserve">   </w:t>
-      </w:r>
-      <w:r>
-        <w:t xml:space="preserve"> -</w:t>
-      </w:r>
-      <w:r>
+        <w:rPr>
+          <w:rFonts w:ascii="Times New Roman" w:hAnsi="Times New Roman" w:cs="Times New Roman"/>
+          <w:sz w:val="22"/>
+          <w:szCs w:val="22"/>
+        </w:rPr>
+        <w:t>Built an AI detection platform identifying AI-generated content across PDF, DOCX, PPTX and TXT formats.</w:t>
+      </w:r>
+      <w:r>
+        <w:rPr>
+          <w:rFonts w:ascii="Times New Roman" w:hAnsi="Times New Roman" w:cs="Times New Roman"/>
+          <w:sz w:val="22"/>
+          <w:szCs w:val="22"/>
+        </w:rPr>
+        <w:t xml:space="preserve">  </w:t>
+      </w:r>
+      <w:r>
+        <w:rPr>
+          <w:rFonts w:ascii="Times New Roman" w:hAnsi="Times New Roman" w:cs="Times New Roman"/>
+          <w:sz w:val="22"/>
+          <w:szCs w:val="22"/>
+        </w:rPr>
         <w:t xml:space="preserve"> </w:t>
       </w:r>
       <w:r>
-        <w:t>Built Fluxbase DBaaS with Next.js and AWS RDS to provision PostgreSQL/MySQL databases dynamically.</w:t>
+        <w:rPr>
+          <w:rFonts w:ascii="Times New Roman" w:hAnsi="Times New Roman" w:cs="Times New Roman"/>
+          <w:sz w:val="22"/>
+          <w:szCs w:val="22"/>
+        </w:rPr>
+        <w:t xml:space="preserve">                   - Integrated a Hugging Face NLP model generating per-sentence AI probability scores for uploaded documents.                  - Designed a multi-format document pipeline to extract and preprocess text for automated AI content detection. </w:t>
+      </w:r>
+      <w:r>
+        <w:rPr>
+          <w:rFonts w:ascii="Times New Roman" w:hAnsi="Times New Roman" w:cs="Times New Roman"/>
+          <w:sz w:val="22"/>
+          <w:szCs w:val="22"/>
+        </w:rPr>
+        <w:t xml:space="preserve">                 -</w:t>
+      </w:r>
+      <w:r>
+        <w:rPr>
+          <w:rFonts w:ascii="Times New Roman" w:hAnsi="Times New Roman" w:cs="Times New Roman"/>
+          <w:sz w:val="22"/>
+          <w:szCs w:val="22"/>
+        </w:rPr>
+        <w:t xml:space="preserve"> </w:t>
+      </w:r>
+      <w:r>
+        <w:rPr>
+          <w:rFonts w:ascii="Times New Roman" w:hAnsi="Times New Roman" w:cs="Times New Roman"/>
+          <w:sz w:val="22"/>
+          <w:szCs w:val="22"/>
+        </w:rPr>
+        <w:t xml:space="preserve">Containerized the BOW vectorization pipeline using Docker for consistent cross-environment deployment.                            </w:t>
+      </w:r>
+      <w:r>
+        <w:rPr>
+          <w:rFonts w:ascii="Times New Roman" w:hAnsi="Times New Roman" w:cs="Times New Roman"/>
+          <w:sz w:val="22"/>
+          <w:szCs w:val="22"/>
+        </w:rPr>
+        <w:t xml:space="preserve">- </w:t>
+      </w:r>
+      <w:r>
+        <w:rPr>
+          <w:rFonts w:ascii="Times New Roman" w:hAnsi="Times New Roman" w:cs="Times New Roman"/>
+          <w:sz w:val="22"/>
+          <w:szCs w:val="22"/>
+        </w:rPr>
+        <w:t xml:space="preserve"> </w:t>
+      </w:r>
+      <w:r>
+        <w:rPr>
+          <w:rFonts w:ascii="Times New Roman" w:hAnsi="Times New Roman" w:cs="Times New Roman"/>
+          <w:sz w:val="22"/>
+          <w:szCs w:val="22"/>
+        </w:rPr>
+        <w:t>Implemented sentence-level highlighting with annotated report generation to flag and visualize AI-written segments.</w:t>
       </w:r>
     </w:p>
     <w:p>
       <w:pPr>
         <w:spacing w:after="0" w:line="240" w:lineRule="auto"/>
-        <w:rPr>
-          <w:rFonts w:cstheme="minorHAnsi"/>
-        </w:rPr>
-      </w:pPr>
-      <w:r>
-        <w:rPr>
-          <w:rFonts w:cstheme="minorHAnsi"/>
-        </w:rPr>
-        <w:t xml:space="preserve">  </w:t>
-      </w:r>
-      <w:r>
-        <w:rPr>
-          <w:rFonts w:cstheme="minorHAnsi"/>
-        </w:rPr>
-        <w:t xml:space="preserve">   </w:t>
-      </w:r>
-      <w:r>
-        <w:rPr>
-          <w:rFonts w:cstheme="minorHAnsi"/>
-        </w:rPr>
-        <w:t>-</w:t>
-      </w:r>
-      <w:r>
-        <w:rPr>
-          <w:rFonts w:cstheme="minorHAnsi"/>
-        </w:rPr>
-        <w:t xml:space="preserve"> </w:t>
-      </w:r>
-      <w:r>
-        <w:rPr>
-          <w:rFonts w:cstheme="minorHAnsi"/>
-        </w:rPr>
-        <w:t>Created real-time updates using PostgreSQL LISTEN/NOTIFY and WebSockets for instant UI data sync.</w:t>
-      </w:r>
-    </w:p>
-    <w:p>
-      <w:pPr>
-        <w:spacing w:after="0" w:line="240" w:lineRule="auto"/>
         <w:jc w:val="both"/>
         <w:rPr>
-          <w:rFonts w:cstheme="minorHAnsi"/>
-        </w:rPr>
-      </w:pPr>
-      <w:r>
-        <w:rPr>
-          <w:rFonts w:cstheme="minorHAnsi"/>
-        </w:rPr>
-        <w:t xml:space="preserve">  </w:t>
-      </w:r>
-      <w:r>
-        <w:rPr>
-          <w:rFonts w:cstheme="minorHAnsi"/>
-        </w:rPr>
-        <w:t xml:space="preserve">   </w:t>
-      </w:r>
-      <w:r>
-        <w:rPr>
-          <w:rFonts w:cstheme="minorHAnsi"/>
-        </w:rPr>
-        <w:t>-</w:t>
-      </w:r>
-      <w:r>
-        <w:rPr>
-          <w:rFonts w:cstheme="minorHAnsi"/>
-        </w:rPr>
-        <w:t xml:space="preserve"> </w:t>
-      </w:r>
-      <w:r>
-        <w:rPr>
-          <w:rFonts w:cstheme="minorHAnsi"/>
-        </w:rPr>
-        <w:t>Built a multi-tenant SQL execution engine routing queries to isolated RDS databases securely.</w:t>
-      </w:r>
-    </w:p>
-    <w:p>
-      <w:pPr>
-        <w:spacing w:after="0" w:line="240" w:lineRule="auto"/>
-        <w:jc w:val="both"/>
-        <w:rPr>
-          <w:rFonts w:cstheme="minorHAnsi"/>
-        </w:rPr>
-      </w:pPr>
-      <w:r>
-        <w:rPr>
-          <w:rFonts w:cstheme="minorHAnsi"/>
-        </w:rPr>
-        <w:t xml:space="preserve"> </w:t>
-      </w:r>
-      <w:r>
-        <w:rPr>
-          <w:rFonts w:cstheme="minorHAnsi"/>
-        </w:rPr>
-        <w:t xml:space="preserve">   </w:t>
-      </w:r>
-      <w:r>
-        <w:rPr>
-          <w:rFonts w:cstheme="minorHAnsi"/>
-        </w:rPr>
-        <w:t xml:space="preserve"> </w:t>
-      </w:r>
-      <w:r>
-        <w:rPr>
-          <w:rFonts w:cstheme="minorHAnsi"/>
-        </w:rPr>
-        <w:t>-</w:t>
-      </w:r>
-      <w:r>
-        <w:rPr>
-          <w:rFonts w:cstheme="minorHAnsi"/>
-        </w:rPr>
-        <w:t xml:space="preserve"> </w:t>
-      </w:r>
-      <w:r>
-        <w:rPr>
-          <w:rFonts w:cstheme="minorHAnsi"/>
-        </w:rPr>
-        <w:t xml:space="preserve"> </w:t>
-      </w:r>
-      <w:r>
-        <w:rPr>
-          <w:rFonts w:cstheme="minorHAnsi"/>
-        </w:rPr>
-        <w:t>Integrated Google Gemini AI to convert natural language prompts into optimized SQL queries.</w:t>
-      </w:r>
-    </w:p>
-    <w:p>
-      <w:pPr>
-        <w:spacing w:after="0" w:line="240" w:lineRule="auto"/>
-        <w:jc w:val="both"/>
-        <w:rPr>
-          <w:rFonts w:cstheme="minorHAnsi"/>
-        </w:rPr>
-      </w:pPr>
-      <w:r>
-        <w:rPr>
-          <w:rFonts w:cstheme="minorHAnsi"/>
-        </w:rPr>
-        <w:t xml:space="preserve"> </w:t>
-      </w:r>
-      <w:r>
-        <w:rPr>
-          <w:rFonts w:cstheme="minorHAnsi"/>
-        </w:rPr>
-        <w:t xml:space="preserve">   </w:t>
-      </w:r>
-      <w:r>
-        <w:rPr>
-          <w:rFonts w:cstheme="minorHAnsi"/>
-        </w:rPr>
-        <w:t xml:space="preserve"> </w:t>
-      </w:r>
-      <w:r>
-        <w:rPr>
-          <w:rFonts w:cstheme="minorHAnsi"/>
-        </w:rPr>
-        <w:t>-</w:t>
-      </w:r>
-      <w:r>
-        <w:rPr>
-          <w:rFonts w:cstheme="minorHAnsi"/>
-        </w:rPr>
-        <w:t xml:space="preserve"> </w:t>
-      </w:r>
-      <w:r>
-        <w:rPr>
-          <w:rFonts w:cstheme="minorHAnsi"/>
-        </w:rPr>
-        <w:t xml:space="preserve">Integrated </w:t>
-      </w:r>
-      <w:r>
-        <w:rPr>
-          <w:rFonts w:cstheme="minorHAnsi"/>
-        </w:rPr>
-        <w:t>Razorpay</w:t>
-      </w:r>
-      <w:r>
-        <w:rPr>
-          <w:rFonts w:cstheme="minorHAnsi"/>
-        </w:rPr>
-        <w:t xml:space="preserve"> billing enforcing subscription limits on connections, storage, and database usage.</w:t>
-      </w:r>
-      <w:r>
-        <w:rPr>
-          <w:rFonts w:cstheme="minorHAnsi"/>
-        </w:rPr>
-        <w:t xml:space="preserve"> </w:t>
-      </w:r>
-    </w:p>
-    <w:p>
-      <w:pPr>
-        <w:spacing w:after="0" w:line="240" w:lineRule="auto"/>
-        <w:rPr>
-          <w:rFonts w:cstheme="minorHAnsi"/>
-        </w:rPr>
-      </w:pPr>
-    </w:p>
-    <w:p>
-      <w:pPr>
-        <w:spacing w:after="0" w:line="240" w:lineRule="auto"/>
-        <w:rPr>
-          <w:rFonts w:cstheme="minorHAnsi"/>
-        </w:rPr>
-      </w:pPr>
-      <w:r>
-        <w:rPr>
-          <w:rFonts w:cstheme="minorHAnsi"/>
-        </w:rPr>
-        <w:t xml:space="preserve">• </w:t>
-      </w:r>
-      <w:r>
-        <w:rPr>
-          <w:rFonts w:cstheme="minorHAnsi"/>
-          <w:b/>
-          <w:bCs/>
-        </w:rPr>
-        <w:t xml:space="preserve">GymTrack Lite </w:t>
-      </w:r>
-      <w:r>
-        <w:rPr>
-          <w:rFonts w:cstheme="minorHAnsi"/>
-          <w:b/>
-          <w:bCs/>
-        </w:rPr>
-        <w:t>-</w:t>
-      </w:r>
-      <w:r>
-        <w:rPr>
-          <w:rFonts w:cstheme="minorHAnsi"/>
-          <w:b/>
-          <w:bCs/>
-        </w:rPr>
-        <w:t xml:space="preserve"> SaaS Gym Management Platform</w:t>
-      </w:r>
-      <w:r>
-        <w:rPr>
-          <w:rFonts w:cstheme="minorHAnsi"/>
-        </w:rPr>
-        <w:t xml:space="preserve"> </w:t>
-      </w:r>
-      <w:r>
-        <w:rPr>
-          <w:rFonts w:cstheme="minorHAnsi"/>
-          <w:b/>
-          <w:bCs/>
-        </w:rPr>
-        <w:t xml:space="preserve">| </w:t>
-      </w:r>
-      <w:r>
-        <w:rPr>
-          <w:rFonts w:cstheme="minorHAnsi"/>
-          <w:b/>
-          <w:bCs/>
-        </w:rPr>
-        <w:t>Jan 2025</w:t>
-      </w:r>
-      <w:r>
-        <w:rPr>
-          <w:rFonts w:cstheme="minorHAnsi"/>
-          <w:b/>
-          <w:bCs/>
-        </w:rPr>
-        <w:t xml:space="preserve"> </w:t>
-      </w:r>
-      <w:r>
-        <w:rPr>
-          <w:rFonts w:cstheme="minorHAnsi"/>
-          <w:b/>
-          <w:bCs/>
-        </w:rPr>
-        <w:t>-</w:t>
-      </w:r>
-      <w:r>
-        <w:rPr>
-          <w:rFonts w:cstheme="minorHAnsi"/>
-          <w:b/>
-          <w:bCs/>
-        </w:rPr>
-        <w:t xml:space="preserve"> Mar 2025</w:t>
-      </w:r>
-      <w:r>
-        <w:rPr>
-          <w:rFonts w:cstheme="minorHAnsi"/>
-          <w:b/>
-          <w:bCs/>
-        </w:rPr>
-        <w:t xml:space="preserve"> </w:t>
-      </w:r>
-      <w:r>
-        <w:rPr>
-          <w:rFonts w:cstheme="minorHAnsi"/>
-          <w:b/>
-          <w:bCs/>
-        </w:rPr>
-        <w:t xml:space="preserve">- </w:t>
-      </w:r>
-      <w:hyperlink r:id="rId11" w:history="1">
-        <w:r>
-          <w:rPr>
-            <w:rStyle w:val="Hyperlink"/>
-            <w:rFonts w:cstheme="minorHAnsi"/>
-            <w:b/>
-            <w:bCs/>
-          </w:rPr>
-          <w:t>Link</w:t>
-        </w:r>
-      </w:hyperlink>
-      <w:r>
-        <w:tab/>
-      </w:r>
-    </w:p>
-    <w:p>
-      <w:pPr>
-        <w:spacing w:after="0" w:line="240" w:lineRule="auto"/>
-        <w:rPr>
-          <w:rFonts w:cstheme="minorHAnsi"/>
-        </w:rPr>
-      </w:pPr>
-      <w:r>
-        <w:rPr>
-          <w:rFonts w:cstheme="minorHAnsi"/>
-        </w:rPr>
-        <w:t xml:space="preserve">  </w:t>
-      </w:r>
-      <w:r>
-        <w:rPr>
-          <w:rFonts w:cstheme="minorHAnsi"/>
-        </w:rPr>
-        <w:t xml:space="preserve">   </w:t>
-      </w:r>
-      <w:r>
-        <w:rPr>
-          <w:rFonts w:cstheme="minorHAnsi"/>
-        </w:rPr>
-        <w:t>-</w:t>
-      </w:r>
-      <w:r>
-        <w:rPr>
-          <w:rFonts w:cstheme="minorHAnsi"/>
-        </w:rPr>
-        <w:t xml:space="preserve"> Architected a multi-application SaaS</w:t>
-      </w:r>
-      <w:r>
-        <w:rPr>
-          <w:rFonts w:cstheme="minorHAnsi"/>
-        </w:rPr>
-        <w:t xml:space="preserve"> platform</w:t>
-      </w:r>
-      <w:r>
-        <w:rPr>
-          <w:rFonts w:cstheme="minorHAnsi"/>
-        </w:rPr>
-        <w:t xml:space="preserve"> (Member Hub, Admin, Owner Dashboard)</w:t>
-      </w:r>
-      <w:r>
-        <w:rPr>
-          <w:rFonts w:cstheme="minorHAnsi"/>
-        </w:rPr>
-        <w:t>.</w:t>
-      </w:r>
-    </w:p>
-    <w:p>
-      <w:pPr>
-        <w:spacing w:after="0" w:line="240" w:lineRule="auto"/>
-        <w:rPr>
-          <w:rFonts w:cstheme="minorHAnsi"/>
-        </w:rPr>
-      </w:pPr>
-      <w:r>
-        <w:rPr>
-          <w:rFonts w:cstheme="minorHAnsi"/>
-        </w:rPr>
-        <w:t xml:space="preserve">  </w:t>
-      </w:r>
-      <w:r>
-        <w:rPr>
-          <w:rFonts w:cstheme="minorHAnsi"/>
-        </w:rPr>
-        <w:t xml:space="preserve">   </w:t>
-      </w:r>
-      <w:r>
-        <w:rPr>
-          <w:rFonts w:cstheme="minorHAnsi"/>
-        </w:rPr>
-        <w:t>-</w:t>
-      </w:r>
-      <w:r>
-        <w:rPr>
-          <w:rFonts w:cstheme="minorHAnsi"/>
-        </w:rPr>
-        <w:t xml:space="preserve"> Initially built on Supabase and later migrated to </w:t>
-      </w:r>
-      <w:r>
-        <w:rPr>
-          <w:rFonts w:cstheme="minorHAnsi"/>
-          <w:b/>
-          <w:bCs/>
-        </w:rPr>
-        <w:t>Fluxbase</w:t>
-      </w:r>
-      <w:r>
-        <w:rPr>
-          <w:rFonts w:cstheme="minorHAnsi"/>
-        </w:rPr>
-        <w:t xml:space="preserve"> for real-time multi-tenant scalability.</w:t>
-      </w:r>
-    </w:p>
-    <w:p>
-      <w:pPr>
-        <w:spacing w:after="0" w:line="240" w:lineRule="auto"/>
-        <w:rPr>
-          <w:rFonts w:cstheme="minorHAnsi"/>
-        </w:rPr>
-      </w:pPr>
-      <w:r>
-        <w:rPr>
-          <w:rFonts w:cstheme="minorHAnsi"/>
-        </w:rPr>
-        <w:t xml:space="preserve">  </w:t>
-      </w:r>
-      <w:r>
-        <w:rPr>
-          <w:rFonts w:cstheme="minorHAnsi"/>
-        </w:rPr>
-        <w:t xml:space="preserve">   </w:t>
-      </w:r>
-      <w:r>
-        <w:rPr>
-          <w:rFonts w:cstheme="minorHAnsi"/>
-        </w:rPr>
-        <w:t>-</w:t>
-      </w:r>
-      <w:r>
-        <w:rPr>
-          <w:rFonts w:cstheme="minorHAnsi"/>
-        </w:rPr>
-        <w:t xml:space="preserve"> Implemented </w:t>
-      </w:r>
-      <w:r>
-        <w:rPr>
-          <w:rFonts w:cstheme="minorHAnsi"/>
-        </w:rPr>
-        <w:t xml:space="preserve">low-latency </w:t>
-      </w:r>
-      <w:r>
-        <w:rPr>
-          <w:rFonts w:cstheme="minorHAnsi"/>
-        </w:rPr>
-        <w:t>member check-ins, session tracking, and synchronized data streaming.</w:t>
-      </w:r>
-    </w:p>
-    <w:p>
-      <w:pPr>
-        <w:spacing w:after="0" w:line="240" w:lineRule="auto"/>
-        <w:rPr>
-          <w:rFonts w:cstheme="minorHAnsi"/>
-        </w:rPr>
-      </w:pPr>
-      <w:r>
-        <w:rPr>
-          <w:rFonts w:cstheme="minorHAnsi"/>
-        </w:rPr>
-        <w:t xml:space="preserve"> </w:t>
-      </w:r>
-      <w:r>
-        <w:rPr>
-          <w:rFonts w:cstheme="minorHAnsi"/>
-        </w:rPr>
-        <w:t xml:space="preserve">   </w:t>
-      </w:r>
-      <w:r>
-        <w:rPr>
-          <w:rFonts w:cstheme="minorHAnsi"/>
-        </w:rPr>
-        <w:t xml:space="preserve"> -</w:t>
-      </w:r>
-      <w:r>
-        <w:rPr>
-          <w:rFonts w:cstheme="minorHAnsi"/>
-        </w:rPr>
-        <w:t xml:space="preserve"> Designed RESTful backend APIs for membership lifecycle management and secure payment processing.</w:t>
-      </w:r>
-    </w:p>
-    <w:p>
-      <w:pPr>
-        <w:spacing w:after="0" w:line="240" w:lineRule="auto"/>
-      </w:pPr>
-      <w:r>
-        <w:rPr>
-          <w:rFonts w:cstheme="minorHAnsi"/>
-        </w:rPr>
-        <w:t xml:space="preserve">  </w:t>
-      </w:r>
-      <w:r>
-        <w:rPr>
-          <w:rFonts w:cstheme="minorHAnsi"/>
-        </w:rPr>
-        <w:t xml:space="preserve">   </w:t>
-      </w:r>
-      <w:r>
-        <w:rPr>
-          <w:rFonts w:cstheme="minorHAnsi"/>
-        </w:rPr>
-        <w:t>-</w:t>
-      </w:r>
-      <w:r>
-        <w:rPr>
-          <w:rFonts w:cstheme="minorHAnsi"/>
-        </w:rPr>
-        <w:t xml:space="preserve"> Built analytics modules to track user engagement, revenue growth, and operational metrics.</w:t>
-      </w:r>
-      <w:r>
-        <w:rPr>
-          <w:rFonts w:cstheme="minorHAnsi"/>
-        </w:rPr>
-        <w:br/>
-      </w:r>
-      <w:r>
-        <w:rPr>
-          <w:rFonts w:cstheme="minorHAnsi"/>
-        </w:rPr>
-        <w:br/>
-      </w:r>
-      <w:r>
-        <w:rPr>
-          <w:rFonts w:cstheme="minorHAnsi"/>
-          <w:b/>
-          <w:bCs/>
-        </w:rPr>
-        <w:t xml:space="preserve">• </w:t>
-      </w:r>
-      <w:r>
-        <w:rPr>
-          <w:rFonts w:cstheme="minorHAnsi"/>
-          <w:b/>
-          <w:bCs/>
-        </w:rPr>
-        <w:t>PlagiaScan – AI Content Detection Platform</w:t>
-      </w:r>
-      <w:r>
-        <w:rPr>
-          <w:rFonts w:cstheme="minorHAnsi"/>
-          <w:b/>
-          <w:bCs/>
-        </w:rPr>
-        <w:t xml:space="preserve"> | </w:t>
-      </w:r>
-      <w:r>
-        <w:rPr>
-          <w:rFonts w:cstheme="minorHAnsi"/>
-          <w:b/>
-          <w:bCs/>
-        </w:rPr>
-        <w:t>Nov 2025</w:t>
-      </w:r>
-      <w:r>
-        <w:rPr>
-          <w:rFonts w:cstheme="minorHAnsi"/>
-          <w:b/>
-          <w:bCs/>
-        </w:rPr>
-        <w:t xml:space="preserve"> </w:t>
-      </w:r>
-      <w:r>
-        <w:rPr>
-          <w:rFonts w:cstheme="minorHAnsi"/>
-          <w:b/>
-          <w:bCs/>
-        </w:rPr>
-        <w:t xml:space="preserve">- </w:t>
-      </w:r>
-      <w:hyperlink r:id="rId12" w:history="1">
-        <w:r>
-          <w:rPr>
-            <w:rStyle w:val="Hyperlink"/>
-            <w:rFonts w:cstheme="minorHAnsi"/>
-            <w:b/>
-            <w:bCs/>
-          </w:rPr>
-          <w:t>Link</w:t>
-        </w:r>
-      </w:hyperlink>
-    </w:p>
-    <w:p>
-      <w:pPr>
-        <w:spacing w:after="0" w:line="240" w:lineRule="auto"/>
-        <w:rPr>
-          <w:rFonts w:cstheme="minorHAnsi"/>
-        </w:rPr>
-      </w:pPr>
-      <w:r>
-        <w:rPr>
-          <w:rFonts w:cstheme="minorHAnsi"/>
-        </w:rPr>
-        <w:t xml:space="preserve">  </w:t>
-      </w:r>
-      <w:r>
-        <w:rPr>
-          <w:rFonts w:cstheme="minorHAnsi"/>
-        </w:rPr>
-        <w:t xml:space="preserve">   </w:t>
-      </w:r>
-      <w:r>
-        <w:rPr>
-          <w:rFonts w:cstheme="minorHAnsi"/>
-        </w:rPr>
-        <w:t>-</w:t>
-      </w:r>
-      <w:r>
-        <w:rPr>
-          <w:rFonts w:cstheme="minorHAnsi"/>
-        </w:rPr>
-        <w:t xml:space="preserve"> </w:t>
-      </w:r>
-      <w:r>
-        <w:rPr>
-          <w:rFonts w:cstheme="minorHAnsi"/>
-        </w:rPr>
-        <w:t>Built an AI platform detecting AI-generated content in PDF, DOCX, PPTX, and TXT documents.</w:t>
-      </w:r>
-    </w:p>
-    <w:p>
-      <w:pPr>
-        <w:spacing w:after="0" w:line="240" w:lineRule="auto"/>
-        <w:rPr>
-          <w:rFonts w:cstheme="minorHAnsi"/>
-        </w:rPr>
-      </w:pPr>
-      <w:r>
-        <w:rPr>
-          <w:rFonts w:cstheme="minorHAnsi"/>
-        </w:rPr>
-        <w:t xml:space="preserve">  </w:t>
-      </w:r>
-      <w:r>
-        <w:rPr>
-          <w:rFonts w:cstheme="minorHAnsi"/>
-        </w:rPr>
-        <w:t xml:space="preserve">   </w:t>
-      </w:r>
-      <w:r>
-        <w:rPr>
-          <w:rFonts w:cstheme="minorHAnsi"/>
-        </w:rPr>
-        <w:t>-</w:t>
-      </w:r>
-      <w:r>
-        <w:rPr>
-          <w:rFonts w:cstheme="minorHAnsi"/>
-        </w:rPr>
-        <w:t xml:space="preserve"> </w:t>
-      </w:r>
-      <w:r>
-        <w:rPr>
-          <w:rFonts w:cstheme="minorHAnsi"/>
-        </w:rPr>
-        <w:t>Integrated a Hugging Face NLP model generating AI probability scores for analy</w:t>
-      </w:r>
-      <w:r>
-        <w:rPr>
-          <w:rFonts w:cstheme="minorHAnsi"/>
-        </w:rPr>
-        <w:t>z</w:t>
-      </w:r>
-      <w:r>
-        <w:rPr>
-          <w:rFonts w:cstheme="minorHAnsi"/>
-        </w:rPr>
-        <w:t>ed text segments.</w:t>
-      </w:r>
-      <w:r>
-        <w:rPr>
-          <w:rFonts w:cstheme="minorHAnsi"/>
-        </w:rPr>
-        <w:t xml:space="preserve"> </w:t>
-      </w:r>
-    </w:p>
-    <w:p>
-      <w:pPr>
-        <w:spacing w:after="0" w:line="240" w:lineRule="auto"/>
-        <w:rPr>
-          <w:rFonts w:cstheme="minorHAnsi"/>
-        </w:rPr>
-      </w:pPr>
-      <w:r>
-        <w:rPr>
-          <w:rFonts w:cstheme="minorHAnsi"/>
-        </w:rPr>
-        <w:t xml:space="preserve">  </w:t>
-      </w:r>
-      <w:r>
-        <w:rPr>
-          <w:rFonts w:cstheme="minorHAnsi"/>
-        </w:rPr>
-        <w:t xml:space="preserve">   </w:t>
-      </w:r>
-      <w:r>
-        <w:rPr>
-          <w:rFonts w:cstheme="minorHAnsi"/>
-        </w:rPr>
-        <w:t>-</w:t>
-      </w:r>
-      <w:r>
-        <w:rPr>
-          <w:rFonts w:cstheme="minorHAnsi"/>
-        </w:rPr>
-        <w:t xml:space="preserve"> </w:t>
-      </w:r>
-      <w:r>
-        <w:rPr>
-          <w:rFonts w:cstheme="minorHAnsi"/>
-        </w:rPr>
-        <w:t>Designed a document pipeline extracting text from multiple formats for automated AI detection.</w:t>
-      </w:r>
-    </w:p>
-    <w:p>
-      <w:pPr>
-        <w:spacing w:after="0" w:line="240" w:lineRule="auto"/>
-        <w:rPr>
-          <w:rFonts w:cstheme="minorHAnsi"/>
-        </w:rPr>
-      </w:pPr>
-      <w:r>
-        <w:rPr>
-          <w:rFonts w:cstheme="minorHAnsi"/>
-        </w:rPr>
-        <w:t xml:space="preserve">  </w:t>
-      </w:r>
-      <w:r>
-        <w:rPr>
-          <w:rFonts w:cstheme="minorHAnsi"/>
-        </w:rPr>
-        <w:t xml:space="preserve">   </w:t>
-      </w:r>
-      <w:r>
-        <w:rPr>
-          <w:rFonts w:cstheme="minorHAnsi"/>
-        </w:rPr>
-        <w:t>-</w:t>
-      </w:r>
-      <w:r>
-        <w:rPr>
-          <w:rFonts w:cstheme="minorHAnsi"/>
-        </w:rPr>
-        <w:t xml:space="preserve"> </w:t>
-      </w:r>
-      <w:r>
-        <w:rPr>
-          <w:rFonts w:cstheme="minorHAnsi"/>
-        </w:rPr>
-        <w:t>Implemented sentence-level highlighting to flag AI-generated content and generate annotated reports.</w:t>
-      </w:r>
-    </w:p>
-    <w:p>
-      <w:pPr>
-        <w:spacing w:after="0" w:line="240" w:lineRule="auto"/>
-        <w:rPr>
-          <w:rFonts w:cstheme="minorHAnsi"/>
+          <w:rFonts w:ascii="Times New Roman" w:hAnsi="Times New Roman" w:cs="Times New Roman"/>
         </w:rPr>
       </w:pPr>
     </w:p>
@@ -1289,20 +1454,16 @@
         <w:spacing w:after="0" w:line="240" w:lineRule="auto"/>
         <w:jc w:val="both"/>
         <w:rPr>
-          <w:rFonts w:cstheme="minorHAnsi"/>
-          <w:b/>
-          <w:bCs/>
-          <w:sz w:val="28"/>
-          <w:szCs w:val="28"/>
-        </w:rPr>
-      </w:pPr>
-      <w:r>
-        <w:rPr>
-          <w:rFonts w:cstheme="minorHAnsi"/>
-          <w:b/>
-          <w:bCs/>
-          <w:sz w:val="28"/>
-          <w:szCs w:val="28"/>
+          <w:rFonts w:ascii="Times New Roman" w:hAnsi="Times New Roman" w:cs="Times New Roman"/>
+          <w:b/>
+          <w:bCs/>
+        </w:rPr>
+      </w:pPr>
+      <w:r>
+        <w:rPr>
+          <w:rFonts w:ascii="Times New Roman" w:hAnsi="Times New Roman" w:cs="Times New Roman"/>
+          <w:b/>
+          <w:bCs/>
         </w:rPr>
         <w:t>TECHNICAL SKILLS</w:t>
       </w:r>
@@ -1312,48 +1473,70 @@
         <w:spacing w:after="0" w:line="240" w:lineRule="auto"/>
         <w:jc w:val="both"/>
         <w:rPr>
-          <w:rFonts w:cstheme="minorHAnsi"/>
-        </w:rPr>
-      </w:pPr>
-      <w:r>
-        <w:rPr>
-          <w:rFonts w:cstheme="minorHAnsi"/>
+          <w:rFonts w:ascii="Times New Roman" w:hAnsi="Times New Roman" w:cs="Times New Roman"/>
+          <w:sz w:val="22"/>
+          <w:szCs w:val="22"/>
+        </w:rPr>
+      </w:pPr>
+      <w:r>
+        <w:rPr>
+          <w:rFonts w:ascii="Times New Roman" w:hAnsi="Times New Roman" w:cs="Times New Roman"/>
+          <w:sz w:val="22"/>
+          <w:szCs w:val="22"/>
         </w:rPr>
         <w:t xml:space="preserve">• </w:t>
       </w:r>
       <w:r>
         <w:rPr>
-          <w:rFonts w:cstheme="minorHAnsi"/>
-          <w:b/>
-          <w:bCs/>
+          <w:rFonts w:ascii="Times New Roman" w:hAnsi="Times New Roman" w:cs="Times New Roman"/>
+          <w:b/>
+          <w:bCs/>
+          <w:sz w:val="22"/>
+          <w:szCs w:val="22"/>
         </w:rPr>
         <w:t>Languages:</w:t>
       </w:r>
       <w:r>
         <w:rPr>
-          <w:rFonts w:cstheme="minorHAnsi"/>
-          <w:b/>
-          <w:bCs/>
+          <w:rFonts w:ascii="Times New Roman" w:hAnsi="Times New Roman" w:cs="Times New Roman"/>
+          <w:b/>
+          <w:bCs/>
+          <w:sz w:val="22"/>
+          <w:szCs w:val="22"/>
         </w:rPr>
         <w:t xml:space="preserve"> </w:t>
       </w:r>
       <w:r>
         <w:rPr>
-          <w:rFonts w:cstheme="minorHAnsi"/>
+          <w:rFonts w:ascii="Times New Roman" w:hAnsi="Times New Roman" w:cs="Times New Roman"/>
+          <w:sz w:val="22"/>
+          <w:szCs w:val="22"/>
         </w:rPr>
         <w:t xml:space="preserve">Python, </w:t>
       </w:r>
       <w:r>
         <w:rPr>
-          <w:rFonts w:cstheme="minorHAnsi"/>
+          <w:rFonts w:ascii="Times New Roman" w:hAnsi="Times New Roman" w:cs="Times New Roman"/>
+          <w:sz w:val="22"/>
+          <w:szCs w:val="22"/>
         </w:rPr>
         <w:t>JavaScript (Node.js)</w:t>
       </w:r>
       <w:r>
         <w:rPr>
-          <w:rFonts w:cstheme="minorHAnsi"/>
+          <w:rFonts w:ascii="Times New Roman" w:hAnsi="Times New Roman" w:cs="Times New Roman"/>
+          <w:sz w:val="22"/>
+          <w:szCs w:val="22"/>
         </w:rPr>
         <w:t>, SQL</w:t>
+      </w:r>
+      <w:r>
+        <w:rPr>
+          <w:rFonts w:ascii="Times New Roman" w:hAnsi="Times New Roman" w:cs="Times New Roman"/>
+          <w:sz w:val="22"/>
+          <w:szCs w:val="22"/>
+        </w:rPr>
+        <w:t>, HTML, CSS</w:t>
       </w:r>
     </w:p>
     <w:p>
@@ -1361,36 +1544,44 @@
         <w:spacing w:after="0" w:line="240" w:lineRule="auto"/>
         <w:jc w:val="both"/>
         <w:rPr>
-          <w:rFonts w:cstheme="minorHAnsi"/>
-        </w:rPr>
-      </w:pPr>
-      <w:r>
-        <w:rPr>
-          <w:rFonts w:cstheme="minorHAnsi"/>
+          <w:rFonts w:ascii="Times New Roman" w:hAnsi="Times New Roman" w:cs="Times New Roman"/>
+          <w:sz w:val="22"/>
+          <w:szCs w:val="22"/>
+        </w:rPr>
+      </w:pPr>
+      <w:r>
+        <w:rPr>
+          <w:rFonts w:ascii="Times New Roman" w:hAnsi="Times New Roman" w:cs="Times New Roman"/>
+          <w:sz w:val="22"/>
+          <w:szCs w:val="22"/>
         </w:rPr>
         <w:t xml:space="preserve">• </w:t>
       </w:r>
       <w:r>
         <w:rPr>
-          <w:rFonts w:cstheme="minorHAnsi"/>
-          <w:b/>
-          <w:bCs/>
-        </w:rPr>
-        <w:t>Front-end:</w:t>
-      </w:r>
-      <w:r>
-        <w:rPr>
-          <w:rFonts w:cstheme="minorHAnsi"/>
-          <w:b/>
-          <w:bCs/>
-        </w:rPr>
-        <w:t xml:space="preserve"> </w:t>
-      </w:r>
-      <w:r>
-        <w:rPr>
-          <w:rFonts w:cstheme="minorHAnsi"/>
-        </w:rPr>
-        <w:t>HTML, CSS, Next.js</w:t>
+          <w:rFonts w:ascii="Times New Roman" w:hAnsi="Times New Roman" w:cs="Times New Roman"/>
+          <w:b/>
+          <w:bCs/>
+          <w:sz w:val="22"/>
+          <w:szCs w:val="22"/>
+        </w:rPr>
+        <w:t xml:space="preserve">Back-end: </w:t>
+      </w:r>
+      <w:r>
+        <w:rPr>
+          <w:rFonts w:ascii="Times New Roman" w:hAnsi="Times New Roman" w:cs="Times New Roman"/>
+          <w:sz w:val="22"/>
+          <w:szCs w:val="22"/>
+        </w:rPr>
+        <w:t>REST API design, WebSockets, Multi-tenant architectures,</w:t>
+      </w:r>
+      <w:r>
+        <w:rPr>
+          <w:rFonts w:ascii="Times New Roman" w:hAnsi="Times New Roman" w:cs="Times New Roman"/>
+          <w:sz w:val="22"/>
+          <w:szCs w:val="22"/>
+        </w:rPr>
+        <w:t xml:space="preserve"> SQL query routing</w:t>
       </w:r>
     </w:p>
     <w:p>
@@ -1398,56 +1589,38 @@
         <w:spacing w:after="0" w:line="240" w:lineRule="auto"/>
         <w:jc w:val="both"/>
         <w:rPr>
-          <w:rFonts w:cstheme="minorHAnsi"/>
-        </w:rPr>
-      </w:pPr>
-      <w:r>
-        <w:rPr>
-          <w:rFonts w:cstheme="minorHAnsi"/>
+          <w:rFonts w:ascii="Times New Roman" w:hAnsi="Times New Roman" w:cs="Times New Roman"/>
+          <w:b/>
+          <w:bCs/>
+          <w:sz w:val="22"/>
+          <w:szCs w:val="22"/>
+        </w:rPr>
+      </w:pPr>
+      <w:r>
+        <w:rPr>
+          <w:rFonts w:ascii="Times New Roman" w:hAnsi="Times New Roman" w:cs="Times New Roman"/>
+          <w:sz w:val="22"/>
+          <w:szCs w:val="22"/>
         </w:rPr>
         <w:t xml:space="preserve">• </w:t>
       </w:r>
       <w:r>
         <w:rPr>
-          <w:rFonts w:cstheme="minorHAnsi"/>
-          <w:b/>
-          <w:bCs/>
-        </w:rPr>
-        <w:t>Back</w:t>
-      </w:r>
-      <w:r>
-        <w:rPr>
-          <w:rFonts w:cstheme="minorHAnsi"/>
-          <w:b/>
-          <w:bCs/>
-        </w:rPr>
-        <w:t>-end:</w:t>
-      </w:r>
-      <w:r>
-        <w:rPr>
-          <w:rFonts w:cstheme="minorHAnsi"/>
-          <w:b/>
-          <w:bCs/>
-        </w:rPr>
-        <w:t xml:space="preserve"> </w:t>
-      </w:r>
-      <w:r>
-        <w:rPr>
-          <w:rFonts w:cstheme="minorHAnsi"/>
-        </w:rPr>
-        <w:t xml:space="preserve">REST APIs, </w:t>
-      </w:r>
-      <w:r>
-        <w:rPr>
-          <w:rFonts w:cstheme="minorHAnsi"/>
-        </w:rPr>
-        <w:t>WebSocket</w:t>
-      </w:r>
-      <w:r>
-        <w:rPr>
-          <w:rFonts w:cstheme="minorHAnsi"/>
-        </w:rPr>
-        <w:t>, Multi-tenant systems</w:t>
+          <w:rFonts w:ascii="Times New Roman" w:hAnsi="Times New Roman" w:cs="Times New Roman"/>
+          <w:b/>
+          <w:bCs/>
+          <w:sz w:val="22"/>
+          <w:szCs w:val="22"/>
+        </w:rPr>
+        <w:t>Databases:</w:t>
+      </w:r>
+      <w:r>
+        <w:rPr>
+          <w:rFonts w:ascii="Times New Roman" w:hAnsi="Times New Roman" w:cs="Times New Roman"/>
+          <w:sz w:val="22"/>
+          <w:szCs w:val="22"/>
+        </w:rPr>
+        <w:t xml:space="preserve"> MySQL, PostgreSQL, Firestore</w:t>
       </w:r>
     </w:p>
     <w:p>
@@ -1455,54 +1628,36 @@
         <w:spacing w:after="0" w:line="240" w:lineRule="auto"/>
         <w:jc w:val="both"/>
         <w:rPr>
-          <w:rFonts w:cstheme="minorHAnsi"/>
-        </w:rPr>
-      </w:pPr>
-      <w:r>
-        <w:rPr>
-          <w:rFonts w:cstheme="minorHAnsi"/>
+          <w:rFonts w:ascii="Times New Roman" w:hAnsi="Times New Roman" w:cs="Times New Roman"/>
+          <w:sz w:val="22"/>
+          <w:szCs w:val="22"/>
+        </w:rPr>
+      </w:pPr>
+      <w:r>
+        <w:rPr>
+          <w:rFonts w:ascii="Times New Roman" w:hAnsi="Times New Roman" w:cs="Times New Roman"/>
+          <w:sz w:val="22"/>
+          <w:szCs w:val="22"/>
         </w:rPr>
         <w:t xml:space="preserve">• </w:t>
       </w:r>
       <w:r>
         <w:rPr>
-          <w:rFonts w:cstheme="minorHAnsi"/>
-          <w:b/>
-          <w:bCs/>
-        </w:rPr>
-        <w:t>Data Analysis</w:t>
-      </w:r>
-      <w:r>
-        <w:rPr>
-          <w:rFonts w:cstheme="minorHAnsi"/>
-          <w:b/>
-          <w:bCs/>
-        </w:rPr>
-        <w:t xml:space="preserve">: </w:t>
-      </w:r>
-      <w:r>
-        <w:rPr>
-          <w:rFonts w:cstheme="minorHAnsi"/>
-        </w:rPr>
-        <w:t>NumPy, P</w:t>
-      </w:r>
-      <w:r>
-        <w:rPr>
-          <w:rFonts w:cstheme="minorHAnsi"/>
-        </w:rPr>
-        <w:t>a</w:t>
-      </w:r>
-      <w:r>
-        <w:rPr>
-          <w:rFonts w:cstheme="minorHAnsi"/>
-        </w:rPr>
-        <w:t>ndas, Matplotlib</w:t>
-      </w:r>
-      <w:r>
-        <w:rPr>
-          <w:rFonts w:cstheme="minorHAnsi"/>
-        </w:rPr>
-        <w:t>, Power BI</w:t>
+          <w:rFonts w:ascii="Times New Roman" w:hAnsi="Times New Roman" w:cs="Times New Roman"/>
+          <w:b/>
+          <w:bCs/>
+          <w:sz w:val="22"/>
+          <w:szCs w:val="22"/>
+        </w:rPr>
+        <w:t xml:space="preserve">Real-Time Systems: </w:t>
+      </w:r>
+      <w:r>
+        <w:rPr>
+          <w:rFonts w:ascii="Times New Roman" w:hAnsi="Times New Roman" w:cs="Times New Roman"/>
+          <w:sz w:val="22"/>
+          <w:szCs w:val="22"/>
+        </w:rPr>
+        <w:t>PostgreSQL LISTEN/NOTIFY, Event-driven updates, State synchronization</w:t>
       </w:r>
     </w:p>
     <w:p>
@@ -1510,40 +1665,36 @@
         <w:spacing w:after="0" w:line="240" w:lineRule="auto"/>
         <w:jc w:val="both"/>
         <w:rPr>
-          <w:rFonts w:cstheme="minorHAnsi"/>
-        </w:rPr>
-      </w:pPr>
-      <w:r>
-        <w:rPr>
-          <w:rFonts w:cstheme="minorHAnsi"/>
+          <w:rFonts w:ascii="Times New Roman" w:hAnsi="Times New Roman" w:cs="Times New Roman"/>
+          <w:sz w:val="22"/>
+          <w:szCs w:val="22"/>
+        </w:rPr>
+      </w:pPr>
+      <w:r>
+        <w:rPr>
+          <w:rFonts w:ascii="Times New Roman" w:hAnsi="Times New Roman" w:cs="Times New Roman"/>
+          <w:sz w:val="22"/>
+          <w:szCs w:val="22"/>
         </w:rPr>
         <w:t xml:space="preserve">• </w:t>
       </w:r>
       <w:r>
         <w:rPr>
-          <w:rFonts w:cstheme="minorHAnsi"/>
-          <w:b/>
-          <w:bCs/>
-        </w:rPr>
-        <w:t>Databases:</w:t>
-      </w:r>
-      <w:r>
-        <w:rPr>
-          <w:rFonts w:cstheme="minorHAnsi"/>
-        </w:rPr>
-        <w:t xml:space="preserve"> MySQL, PostgreSQL, Fire</w:t>
-      </w:r>
-      <w:r>
-        <w:rPr>
-          <w:rFonts w:cstheme="minorHAnsi"/>
-        </w:rPr>
-        <w:t>s</w:t>
-      </w:r>
-      <w:r>
-        <w:rPr>
-          <w:rFonts w:cstheme="minorHAnsi"/>
-        </w:rPr>
-        <w:t>tore</w:t>
+          <w:rFonts w:ascii="Times New Roman" w:hAnsi="Times New Roman" w:cs="Times New Roman"/>
+          <w:b/>
+          <w:bCs/>
+          <w:sz w:val="22"/>
+          <w:szCs w:val="22"/>
+        </w:rPr>
+        <w:t xml:space="preserve">Cloud: </w:t>
+      </w:r>
+      <w:r>
+        <w:rPr>
+          <w:rFonts w:ascii="Times New Roman" w:hAnsi="Times New Roman" w:cs="Times New Roman"/>
+          <w:sz w:val="22"/>
+          <w:szCs w:val="22"/>
+        </w:rPr>
+        <w:t>AWS (RDS, EC2, S3, Lambda)</w:t>
       </w:r>
     </w:p>
     <w:p>
@@ -1551,28 +1702,44 @@
         <w:spacing w:after="0" w:line="240" w:lineRule="auto"/>
         <w:jc w:val="both"/>
         <w:rPr>
-          <w:rFonts w:cstheme="minorHAnsi"/>
-        </w:rPr>
-      </w:pPr>
-      <w:r>
-        <w:rPr>
-          <w:rFonts w:cstheme="minorHAnsi"/>
-        </w:rPr>
-        <w:t xml:space="preserve">• </w:t>
-      </w:r>
-      <w:r>
-        <w:rPr>
-          <w:rFonts w:cstheme="minorHAnsi"/>
-          <w:b/>
-          <w:bCs/>
-        </w:rPr>
-        <w:t>Cloud &amp; Tools:</w:t>
-      </w:r>
-      <w:r>
-        <w:rPr>
-          <w:rFonts w:cstheme="minorHAnsi"/>
-        </w:rPr>
-        <w:t xml:space="preserve"> AWS, Git, VS Code</w:t>
+          <w:rFonts w:ascii="Times New Roman" w:hAnsi="Times New Roman" w:cs="Times New Roman"/>
+          <w:sz w:val="22"/>
+          <w:szCs w:val="22"/>
+        </w:rPr>
+      </w:pPr>
+      <w:r>
+        <w:rPr>
+          <w:rFonts w:ascii="Times New Roman" w:hAnsi="Times New Roman" w:cs="Times New Roman"/>
+          <w:sz w:val="22"/>
+          <w:szCs w:val="22"/>
+        </w:rPr>
+        <w:t>•</w:t>
+      </w:r>
+      <w:r>
+        <w:rPr>
+          <w:rFonts w:ascii="Times New Roman" w:hAnsi="Times New Roman" w:cs="Times New Roman"/>
+          <w:sz w:val="22"/>
+          <w:szCs w:val="22"/>
+        </w:rPr>
+        <w:t xml:space="preserve"> </w:t>
+      </w:r>
+      <w:r>
+        <w:rPr>
+          <w:rFonts w:ascii="Times New Roman" w:hAnsi="Times New Roman" w:cs="Times New Roman"/>
+          <w:b/>
+          <w:bCs/>
+          <w:sz w:val="22"/>
+          <w:szCs w:val="22"/>
+        </w:rPr>
+        <w:t xml:space="preserve">AI Integration: </w:t>
+      </w:r>
+      <w:r>
+        <w:rPr>
+          <w:rFonts w:ascii="Times New Roman" w:hAnsi="Times New Roman" w:cs="Times New Roman"/>
+          <w:sz w:val="22"/>
+          <w:szCs w:val="22"/>
+        </w:rPr>
+        <w:t>Gemini (NL to SQL), GitHub Copilot, Antigravity (AI-assisted development)</w:t>
       </w:r>
     </w:p>
     <w:p>
@@ -1580,101 +1747,56 @@
         <w:spacing w:after="0" w:line="240" w:lineRule="auto"/>
         <w:jc w:val="both"/>
         <w:rPr>
-          <w:rFonts w:cstheme="minorHAnsi"/>
-        </w:rPr>
-      </w:pPr>
-      <w:r>
-        <w:rPr>
-          <w:rFonts w:cstheme="minorHAnsi"/>
-        </w:rPr>
-        <w:t>•</w:t>
-      </w:r>
-      <w:r>
-        <w:rPr>
-          <w:rFonts w:cstheme="minorHAnsi"/>
-        </w:rPr>
-        <w:t xml:space="preserve"> </w:t>
-      </w:r>
-      <w:r>
-        <w:rPr>
-          <w:rFonts w:cstheme="minorHAnsi"/>
-          <w:b/>
-          <w:bCs/>
-        </w:rPr>
-        <w:t>AI tools</w:t>
-      </w:r>
-      <w:r>
-        <w:rPr>
-          <w:rFonts w:cstheme="minorHAnsi"/>
-        </w:rPr>
-        <w:t>:</w:t>
-      </w:r>
-      <w:r>
-        <w:rPr>
-          <w:rFonts w:cstheme="minorHAnsi"/>
-        </w:rPr>
-        <w:t xml:space="preserve"> </w:t>
-      </w:r>
-      <w:r>
-        <w:rPr>
-          <w:rFonts w:cstheme="minorHAnsi"/>
-        </w:rPr>
-        <w:t>Antigravity,</w:t>
-      </w:r>
-      <w:r>
-        <w:rPr>
-          <w:rFonts w:cstheme="minorHAnsi"/>
-        </w:rPr>
-        <w:t xml:space="preserve"> </w:t>
-      </w:r>
-      <w:r>
-        <w:rPr>
-          <w:rFonts w:cstheme="minorHAnsi"/>
-        </w:rPr>
-        <w:t>Git</w:t>
-      </w:r>
-      <w:r>
-        <w:rPr>
-          <w:rFonts w:cstheme="minorHAnsi"/>
-        </w:rPr>
-        <w:t>H</w:t>
-      </w:r>
-      <w:r>
-        <w:rPr>
-          <w:rFonts w:cstheme="minorHAnsi"/>
-        </w:rPr>
-        <w:t>ub Copilot</w:t>
-      </w:r>
-      <w:r>
-        <w:rPr>
-          <w:rFonts w:cstheme="minorHAnsi"/>
-        </w:rPr>
-        <w:t xml:space="preserve">, Firebase </w:t>
-      </w:r>
-      <w:r>
-        <w:rPr>
-          <w:rFonts w:cstheme="minorHAnsi"/>
-        </w:rPr>
-        <w:t>S</w:t>
-      </w:r>
-      <w:r>
-        <w:rPr>
-          <w:rFonts w:cstheme="minorHAnsi"/>
-        </w:rPr>
-        <w:t>tudio</w:t>
-      </w:r>
-      <w:r>
-        <w:rPr>
-          <w:rFonts w:cstheme="minorHAnsi"/>
-        </w:rPr>
-        <w:t>,</w:t>
-      </w:r>
-      <w:r>
-        <w:rPr>
-          <w:rFonts w:cstheme="minorHAnsi"/>
-        </w:rPr>
-        <w:t xml:space="preserve"> Gemini</w:t>
-      </w:r>
+          <w:rFonts w:ascii="Times New Roman" w:hAnsi="Times New Roman" w:cs="Times New Roman"/>
+          <w:b/>
+          <w:bCs/>
+          <w:sz w:val="22"/>
+          <w:szCs w:val="22"/>
+        </w:rPr>
+      </w:pPr>
+      <w:r>
+        <w:rPr>
+          <w:rFonts w:ascii="Times New Roman" w:hAnsi="Times New Roman" w:cs="Times New Roman"/>
+          <w:sz w:val="22"/>
+          <w:szCs w:val="22"/>
+        </w:rPr>
+        <w:t xml:space="preserve">• </w:t>
+      </w:r>
+      <w:r>
+        <w:rPr>
+          <w:rFonts w:ascii="Times New Roman" w:hAnsi="Times New Roman" w:cs="Times New Roman"/>
+          <w:b/>
+          <w:bCs/>
+          <w:sz w:val="22"/>
+          <w:szCs w:val="22"/>
+        </w:rPr>
+        <w:t>Tools:</w:t>
+      </w:r>
+      <w:r>
+        <w:rPr>
+          <w:rFonts w:ascii="Times New Roman" w:hAnsi="Times New Roman" w:cs="Times New Roman"/>
+          <w:sz w:val="22"/>
+          <w:szCs w:val="22"/>
+        </w:rPr>
+        <w:t xml:space="preserve"> Git, VS Code</w:t>
+      </w:r>
+      <w:r>
+        <w:rPr>
+          <w:rFonts w:ascii="Times New Roman" w:hAnsi="Times New Roman" w:cs="Times New Roman"/>
+          <w:sz w:val="22"/>
+          <w:szCs w:val="22"/>
+        </w:rPr>
+        <w:t>, Docker, PostMan</w:t>
+      </w:r>
+    </w:p>
+    <w:p>
+      <w:pPr>
+        <w:spacing w:after="0" w:line="240" w:lineRule="auto"/>
+        <w:jc w:val="both"/>
+        <w:rPr>
+          <w:rFonts w:ascii="Times New Roman" w:hAnsi="Times New Roman" w:cs="Times New Roman"/>
+        </w:rPr>
+      </w:pPr>
     </w:p>
     <w:p>
       <w:pPr>
@@ -1684,7 +1806,190 @@
         <w:spacing w:after="0" w:line="240" w:lineRule="auto"/>
         <w:jc w:val="both"/>
         <w:rPr>
-          <w:rFonts w:cstheme="minorHAnsi"/>
+          <w:rFonts w:ascii="Times New Roman" w:hAnsi="Times New Roman" w:cs="Times New Roman"/>
+          <w:b/>
+          <w:bCs/>
+        </w:rPr>
+      </w:pPr>
+      <w:r>
+        <w:rPr>
+          <w:rFonts w:ascii="Times New Roman" w:hAnsi="Times New Roman" w:cs="Times New Roman"/>
+          <w:b/>
+          <w:bCs/>
+        </w:rPr>
+        <w:t>CERTIFICATIONS</w:t>
+      </w:r>
+    </w:p>
+    <w:p>
+      <w:pPr>
+        <w:spacing w:after="0" w:line="240" w:lineRule="auto"/>
+        <w:jc w:val="both"/>
+        <w:rPr>
+          <w:rFonts w:ascii="Times New Roman" w:hAnsi="Times New Roman" w:cs="Times New Roman"/>
+          <w:sz w:val="22"/>
+          <w:szCs w:val="22"/>
+        </w:rPr>
+      </w:pPr>
+      <w:r>
+        <w:rPr>
+          <w:rFonts w:ascii="Times New Roman" w:hAnsi="Times New Roman" w:cs="Times New Roman"/>
+          <w:sz w:val="22"/>
+          <w:szCs w:val="22"/>
+        </w:rPr>
+        <w:t>• Python Developer</w:t>
+      </w:r>
+      <w:r>
+        <w:rPr>
+          <w:rFonts w:ascii="Times New Roman" w:hAnsi="Times New Roman" w:cs="Times New Roman"/>
+          <w:sz w:val="22"/>
+          <w:szCs w:val="22"/>
+        </w:rPr>
+        <w:t xml:space="preserve"> </w:t>
+      </w:r>
+      <w:r>
+        <w:rPr>
+          <w:rFonts w:ascii="Times New Roman" w:hAnsi="Times New Roman" w:cs="Times New Roman"/>
+          <w:sz w:val="22"/>
+          <w:szCs w:val="22"/>
+        </w:rPr>
+        <w:t>-</w:t>
+      </w:r>
+      <w:r>
+        <w:rPr>
+          <w:rFonts w:ascii="Times New Roman" w:hAnsi="Times New Roman" w:cs="Times New Roman"/>
+          <w:sz w:val="22"/>
+          <w:szCs w:val="22"/>
+        </w:rPr>
+        <w:t xml:space="preserve"> Udemy</w:t>
+      </w:r>
+    </w:p>
+    <w:p>
+      <w:pPr>
+        <w:spacing w:after="0" w:line="240" w:lineRule="auto"/>
+        <w:jc w:val="both"/>
+        <w:rPr>
+          <w:rFonts w:ascii="Times New Roman" w:hAnsi="Times New Roman" w:cs="Times New Roman"/>
+          <w:sz w:val="22"/>
+          <w:szCs w:val="22"/>
+        </w:rPr>
+      </w:pPr>
+      <w:r>
+        <w:rPr>
+          <w:rFonts w:ascii="Times New Roman" w:hAnsi="Times New Roman" w:cs="Times New Roman"/>
+          <w:sz w:val="22"/>
+          <w:szCs w:val="22"/>
+        </w:rPr>
+        <w:t>•</w:t>
+      </w:r>
+      <w:r>
+        <w:rPr>
+          <w:rFonts w:ascii="Times New Roman" w:hAnsi="Times New Roman" w:cs="Times New Roman"/>
+          <w:sz w:val="22"/>
+          <w:szCs w:val="22"/>
+        </w:rPr>
+        <w:t xml:space="preserve"> </w:t>
+      </w:r>
+      <w:r>
+        <w:rPr>
+          <w:rFonts w:ascii="Times New Roman" w:hAnsi="Times New Roman" w:cs="Times New Roman"/>
+          <w:sz w:val="22"/>
+          <w:szCs w:val="22"/>
+        </w:rPr>
+        <w:t xml:space="preserve">MLOps Specialization </w:t>
+      </w:r>
+      <w:r>
+        <w:rPr>
+          <w:rFonts w:ascii="Times New Roman" w:hAnsi="Times New Roman" w:cs="Times New Roman"/>
+          <w:sz w:val="22"/>
+          <w:szCs w:val="22"/>
+        </w:rPr>
+        <w:t>-</w:t>
+      </w:r>
+      <w:r>
+        <w:rPr>
+          <w:rFonts w:ascii="Times New Roman" w:hAnsi="Times New Roman" w:cs="Times New Roman"/>
+          <w:sz w:val="22"/>
+          <w:szCs w:val="22"/>
+        </w:rPr>
+        <w:t xml:space="preserve"> Udemy</w:t>
+      </w:r>
+    </w:p>
+    <w:p>
+      <w:pPr>
+        <w:spacing w:after="0" w:line="240" w:lineRule="auto"/>
+        <w:jc w:val="both"/>
+        <w:rPr>
+          <w:rFonts w:ascii="Times New Roman" w:hAnsi="Times New Roman" w:cs="Times New Roman"/>
+          <w:sz w:val="22"/>
+          <w:szCs w:val="22"/>
+        </w:rPr>
+      </w:pPr>
+      <w:r>
+        <w:rPr>
+          <w:rFonts w:ascii="Times New Roman" w:hAnsi="Times New Roman" w:cs="Times New Roman"/>
+          <w:sz w:val="22"/>
+          <w:szCs w:val="22"/>
+        </w:rPr>
+        <w:t xml:space="preserve">• Data Science and Analytics with Python, R, SQL, Power BI </w:t>
+      </w:r>
+      <w:r>
+        <w:rPr>
+          <w:rFonts w:ascii="Times New Roman" w:hAnsi="Times New Roman" w:cs="Times New Roman"/>
+          <w:sz w:val="22"/>
+          <w:szCs w:val="22"/>
+        </w:rPr>
+        <w:t>-</w:t>
+      </w:r>
+      <w:r>
+        <w:rPr>
+          <w:rFonts w:ascii="Times New Roman" w:hAnsi="Times New Roman" w:cs="Times New Roman"/>
+          <w:sz w:val="22"/>
+          <w:szCs w:val="22"/>
+        </w:rPr>
+        <w:t xml:space="preserve"> Udemy</w:t>
+      </w:r>
+    </w:p>
+    <w:p>
+      <w:pPr>
+        <w:spacing w:after="0" w:line="240" w:lineRule="auto"/>
+        <w:jc w:val="both"/>
+        <w:rPr>
+          <w:rFonts w:ascii="Times New Roman" w:hAnsi="Times New Roman" w:cs="Times New Roman"/>
+          <w:sz w:val="22"/>
+          <w:szCs w:val="22"/>
+        </w:rPr>
+      </w:pPr>
+      <w:r>
+        <w:rPr>
+          <w:rFonts w:ascii="Times New Roman" w:hAnsi="Times New Roman" w:cs="Times New Roman"/>
+          <w:sz w:val="22"/>
+          <w:szCs w:val="22"/>
+        </w:rPr>
+        <w:t xml:space="preserve">• Full Stack Development using AI </w:t>
+      </w:r>
+      <w:r>
+        <w:rPr>
+          <w:rFonts w:ascii="Times New Roman" w:hAnsi="Times New Roman" w:cs="Times New Roman"/>
+          <w:sz w:val="22"/>
+          <w:szCs w:val="22"/>
+        </w:rPr>
+        <w:t>-</w:t>
+      </w:r>
+      <w:r>
+        <w:rPr>
+          <w:rFonts w:ascii="Times New Roman" w:hAnsi="Times New Roman" w:cs="Times New Roman"/>
+          <w:sz w:val="22"/>
+          <w:szCs w:val="22"/>
+        </w:rPr>
+        <w:t xml:space="preserve"> Reva University</w:t>
+      </w:r>
+    </w:p>
+    <w:p>
+      <w:pPr>
+        <w:spacing w:after="0" w:line="240" w:lineRule="auto"/>
+        <w:jc w:val="both"/>
+        <w:rPr>
+          <w:rFonts w:ascii="Times New Roman" w:hAnsi="Times New Roman" w:cs="Times New Roman"/>
         </w:rPr>
       </w:pPr>
     </w:p>
@@ -1696,22 +2001,18 @@
         <w:spacing w:after="0" w:line="240" w:lineRule="auto"/>
         <w:jc w:val="both"/>
         <w:rPr>
-          <w:rFonts w:cstheme="minorHAnsi"/>
-          <w:b/>
-          <w:bCs/>
-          <w:sz w:val="28"/>
-          <w:szCs w:val="28"/>
-        </w:rPr>
-      </w:pPr>
-      <w:r>
-        <w:rPr>
-          <w:rFonts w:cstheme="minorHAnsi"/>
-          <w:b/>
-          <w:bCs/>
-          <w:sz w:val="28"/>
-          <w:szCs w:val="28"/>
-        </w:rPr>
-        <w:t>CERTIFICATIONS</w:t>
+          <w:rFonts w:ascii="Times New Roman" w:hAnsi="Times New Roman" w:cs="Times New Roman"/>
+          <w:b/>
+          <w:bCs/>
+        </w:rPr>
+      </w:pPr>
+      <w:r>
+        <w:rPr>
+          <w:rFonts w:ascii="Times New Roman" w:hAnsi="Times New Roman" w:cs="Times New Roman"/>
+          <w:b/>
+          <w:bCs/>
+        </w:rPr>
+        <w:t>ACHIEVEMENTS</w:t>
       </w:r>
     </w:p>
     <w:p>
@@ -1719,18 +2020,120 @@
         <w:spacing w:after="0" w:line="240" w:lineRule="auto"/>
         <w:jc w:val="both"/>
         <w:rPr>
-          <w:rFonts w:cstheme="minorHAnsi"/>
-        </w:rPr>
-      </w:pPr>
-      <w:r>
-        <w:rPr>
-          <w:rFonts w:cstheme="minorHAnsi"/>
-        </w:rPr>
-        <w:t>• Python Developer</w:t>
-      </w:r>
-      <w:r>
-        <w:rPr>
-          <w:rFonts w:cstheme="minorHAnsi"/>
+          <w:rFonts w:ascii="Times New Roman" w:hAnsi="Times New Roman" w:cs="Times New Roman"/>
+          <w:sz w:val="22"/>
+          <w:szCs w:val="22"/>
+        </w:rPr>
+      </w:pPr>
+      <w:r>
+        <w:rPr>
+          <w:rFonts w:ascii="Times New Roman" w:hAnsi="Times New Roman" w:cs="Times New Roman"/>
+          <w:sz w:val="22"/>
+          <w:szCs w:val="22"/>
+        </w:rPr>
+        <w:t xml:space="preserve">- </w:t>
+      </w:r>
+      <w:r>
+        <w:rPr>
+          <w:rFonts w:ascii="Times New Roman" w:hAnsi="Times New Roman" w:cs="Times New Roman"/>
+          <w:sz w:val="22"/>
+          <w:szCs w:val="22"/>
+        </w:rPr>
+        <w:t>2000+ GitHub contributions in 2025, building and maintaining Fluxbase, GymTrack, and PlagiaScan end-to-end</w:t>
+      </w:r>
+      <w:r>
+        <w:rPr>
+          <w:rFonts w:ascii="Times New Roman" w:hAnsi="Times New Roman" w:cs="Times New Roman"/>
+          <w:sz w:val="22"/>
+          <w:szCs w:val="22"/>
+        </w:rPr>
+        <w:t xml:space="preserve">.              </w:t>
+      </w:r>
+      <w:r>
+        <w:rPr>
+          <w:rFonts w:ascii="Times New Roman" w:hAnsi="Times New Roman" w:cs="Times New Roman"/>
+          <w:sz w:val="22"/>
+          <w:szCs w:val="22"/>
+        </w:rPr>
+        <w:t>-</w:t>
+      </w:r>
+      <w:r>
+        <w:rPr>
+          <w:rFonts w:ascii="Times New Roman" w:hAnsi="Times New Roman" w:cs="Times New Roman"/>
+          <w:sz w:val="22"/>
+          <w:szCs w:val="22"/>
+        </w:rPr>
+        <w:t xml:space="preserve"> </w:t>
+      </w:r>
+      <w:r>
+        <w:rPr>
+          <w:rFonts w:ascii="Times New Roman" w:hAnsi="Times New Roman" w:cs="Times New Roman"/>
+          <w:sz w:val="22"/>
+          <w:szCs w:val="22"/>
+        </w:rPr>
+        <w:t>Built a real-time Sign-to-Caption system at Replit Vibathon, converting hand gestures into live text usin</w:t>
+      </w:r>
+      <w:r>
+        <w:rPr>
+          <w:rFonts w:ascii="Times New Roman" w:hAnsi="Times New Roman" w:cs="Times New Roman"/>
+          <w:sz w:val="22"/>
+          <w:szCs w:val="22"/>
+        </w:rPr>
+        <w:t>g CVA</w:t>
+      </w:r>
+      <w:r>
+        <w:rPr>
+          <w:rFonts w:ascii="Times New Roman" w:hAnsi="Times New Roman" w:cs="Times New Roman"/>
+          <w:sz w:val="22"/>
+          <w:szCs w:val="22"/>
+        </w:rPr>
+        <w:t>.</w:t>
+      </w:r>
+      <w:r>
+        <w:rPr>
+          <w:rFonts w:ascii="Times New Roman" w:hAnsi="Times New Roman" w:cs="Times New Roman"/>
+          <w:sz w:val="22"/>
+          <w:szCs w:val="22"/>
+        </w:rPr>
+        <w:t xml:space="preserve">                   </w:t>
+      </w:r>
+      <w:r>
+        <w:rPr>
+          <w:rFonts w:ascii="Times New Roman" w:hAnsi="Times New Roman" w:cs="Times New Roman"/>
+          <w:sz w:val="22"/>
+          <w:szCs w:val="22"/>
+        </w:rPr>
+        <w:t xml:space="preserve">- </w:t>
+      </w:r>
+      <w:r>
+        <w:rPr>
+          <w:rFonts w:ascii="Times New Roman" w:hAnsi="Times New Roman" w:cs="Times New Roman"/>
+          <w:sz w:val="22"/>
+          <w:szCs w:val="22"/>
+        </w:rPr>
+        <w:t>Ranked in the top 2%</w:t>
+      </w:r>
+      <w:r>
+        <w:rPr>
+          <w:rFonts w:ascii="Times New Roman" w:hAnsi="Times New Roman" w:cs="Times New Roman"/>
+          <w:sz w:val="22"/>
+          <w:szCs w:val="22"/>
+        </w:rPr>
+        <w:t xml:space="preserve"> (Under 1500)</w:t>
+      </w:r>
+      <w:r>
+        <w:rPr>
+          <w:rFonts w:ascii="Times New Roman" w:hAnsi="Times New Roman" w:cs="Times New Roman"/>
+          <w:sz w:val="22"/>
+          <w:szCs w:val="22"/>
+        </w:rPr>
+        <w:t xml:space="preserve"> out of 80,000+ participants in the Amazon ML Challenge</w:t>
+      </w:r>
+      <w:r>
+        <w:rPr>
+          <w:rFonts w:ascii="Times New Roman" w:hAnsi="Times New Roman" w:cs="Times New Roman"/>
+          <w:sz w:val="22"/>
+          <w:szCs w:val="22"/>
         </w:rPr>
         <w:t>.</w:t>
       </w:r>
@@ -1740,87 +2143,9 @@
         <w:spacing w:after="0" w:line="240" w:lineRule="auto"/>
         <w:jc w:val="both"/>
         <w:rPr>
-          <w:rFonts w:cstheme="minorHAnsi"/>
-        </w:rPr>
-      </w:pPr>
-      <w:r>
-        <w:rPr>
-          <w:rFonts w:cstheme="minorHAnsi"/>
-        </w:rPr>
-        <w:t xml:space="preserve">• Data Science and Analytics with Python, R, SQL, Power BI </w:t>
-      </w:r>
-      <w:r>
-        <w:rPr>
-          <w:rFonts w:cstheme="minorHAnsi"/>
-        </w:rPr>
-        <w:t>-</w:t>
-      </w:r>
-      <w:r>
-        <w:rPr>
-          <w:rFonts w:cstheme="minorHAnsi"/>
-        </w:rPr>
-        <w:t xml:space="preserve"> Udemy</w:t>
-      </w:r>
-      <w:r>
-        <w:rPr>
-          <w:rFonts w:cstheme="minorHAnsi"/>
-        </w:rPr>
-        <w:t>.</w:t>
-      </w:r>
-    </w:p>
-    <w:p>
-      <w:pPr>
-        <w:spacing w:after="0" w:line="240" w:lineRule="auto"/>
-        <w:jc w:val="both"/>
-        <w:rPr>
-          <w:rFonts w:cstheme="minorHAnsi"/>
-        </w:rPr>
-      </w:pPr>
-      <w:r>
-        <w:rPr>
-          <w:rFonts w:cstheme="minorHAnsi"/>
-        </w:rPr>
-        <w:t xml:space="preserve">• Full Stack Development using AI </w:t>
-      </w:r>
-      <w:r>
-        <w:rPr>
-          <w:rFonts w:cstheme="minorHAnsi"/>
-        </w:rPr>
-        <w:t>-</w:t>
-      </w:r>
-      <w:r>
-        <w:rPr>
-          <w:rFonts w:cstheme="minorHAnsi"/>
-        </w:rPr>
-        <w:t xml:space="preserve"> Reva University</w:t>
-      </w:r>
-      <w:r>
-        <w:rPr>
-          <w:rFonts w:cstheme="minorHAnsi"/>
-        </w:rPr>
-        <w:t>.</w:t>
-      </w:r>
-    </w:p>
-    <w:p>
-      <w:pPr>
-        <w:spacing w:after="0" w:line="240" w:lineRule="auto"/>
-        <w:jc w:val="both"/>
-        <w:rPr>
-          <w:rFonts w:cstheme="minorHAnsi"/>
-        </w:rPr>
-      </w:pPr>
-      <w:r>
-        <w:rPr>
-          <w:rFonts w:cstheme="minorHAnsi"/>
-        </w:rPr>
-        <w:t>• Prompt En</w:t>
-      </w:r>
-      <w:r>
-        <w:rPr>
-          <w:rFonts w:cstheme="minorHAnsi"/>
-        </w:rPr>
-        <w:t>gineering Applications.</w:t>
-      </w:r>
+          <w:rFonts w:ascii="Times New Roman" w:hAnsi="Times New Roman" w:cs="Times New Roman"/>
+        </w:rPr>
+      </w:pPr>
     </w:p>
     <w:sectPr>
       <w:pgSz w:w="11906" w:h="16838"/>
@@ -3674,6 +3999,7 @@
   <w:style w:type="character" w:default="1" w:styleId="DefaultParagraphFont">
     <w:name w:val="Default Paragraph Font"/>
     <w:uiPriority w:val="1"/>
+    <w:semiHidden/>
     <w:unhideWhenUsed/>
   </w:style>
   <w:style w:type="table" w:default="1" w:styleId="TableNormal">
